--- a/documentation.docx
+++ b/documentation.docx
@@ -1,6 +1,6 @@
 
 <file path=word/document.xml><?xml version="1.0" encoding="utf-8"?>
-<w:document xmlns:wpc="http://schemas.microsoft.com/office/word/2010/wordprocessingCanvas" xmlns:cx="http://schemas.microsoft.com/office/drawing/2014/chartex" xmlns:cx1="http://schemas.microsoft.com/office/drawing/2015/9/8/chartex" xmlns:cx2="http://schemas.microsoft.com/office/drawing/2015/10/21/chartex" xmlns:cx3="http://schemas.microsoft.com/office/drawing/2016/5/9/chartex" xmlns:cx4="http://schemas.microsoft.com/office/drawing/2016/5/10/chartex" xmlns:cx5="http://schemas.microsoft.com/office/drawing/2016/5/11/chartex" xmlns:cx6="http://schemas.microsoft.com/office/drawing/2016/5/12/chartex" xmlns:cx7="http://schemas.microsoft.com/office/drawing/2016/5/13/chartex" xmlns:cx8="http://schemas.microsoft.com/office/drawing/2016/5/14/chartex" xmlns:mc="http://schemas.openxmlformats.org/markup-compatibility/2006" xmlns:aink="http://schemas.microsoft.com/office/drawing/2016/ink" xmlns:am3d="http://schemas.microsoft.com/office/drawing/2017/model3d" xmlns:o="urn:schemas-microsoft-com:office:office" xmlns:oel="http://schemas.microsoft.com/office/2019/extlst" xmlns:r="http://schemas.openxmlformats.org/officeDocument/2006/relationships" xmlns:m="http://schemas.openxmlformats.org/officeDocument/2006/math" xmlns:v="urn:schemas-microsoft-com:vml" xmlns:wp14="http://schemas.microsoft.com/office/word/2010/wordprocessingDrawing" xmlns:wp="http://schemas.openxmlformats.org/drawingml/2006/wordprocessingDrawing" xmlns:w10="urn:schemas-microsoft-com:office:word" xmlns:w="http://schemas.openxmlformats.org/wordprocessingml/2006/main" xmlns:w14="http://schemas.microsoft.com/office/word/2010/wordml" xmlns:w15="http://schemas.microsoft.com/office/word/2012/wordml" xmlns:w16cex="http://schemas.microsoft.com/office/word/2018/wordml/cex" xmlns:w16cid="http://schemas.microsoft.com/office/word/2016/wordml/cid" xmlns:w16="http://schemas.microsoft.com/office/word/2018/wordml" xmlns:w16du="http://schemas.microsoft.com/office/word/2023/wordml/word16du" xmlns:w16sdtdh="http://schemas.microsoft.com/office/word/2020/wordml/sdtdatahash" xmlns:w16sdtfl="http://schemas.microsoft.com/office/word/2024/wordml/sdtformatlock" xmlns:w16se="http://schemas.microsoft.com/office/word/2015/wordml/symex" xmlns:wpg="http://schemas.microsoft.com/office/word/2010/wordprocessingGroup" xmlns:wpi="http://schemas.microsoft.com/office/word/2010/wordprocessingInk" xmlns:wne="http://schemas.microsoft.com/office/word/2006/wordml" xmlns:wps="http://schemas.microsoft.com/office/word/2010/wordprocessingShape" mc:Ignorable="w14 w15 w16se w16cid w16 w16cex w16sdtdh w16sdtfl w16du wp14">
+<w:document xmlns:wpc="http://schemas.microsoft.com/office/word/2010/wordprocessingCanvas" xmlns:mc="http://schemas.openxmlformats.org/markup-compatibility/2006" xmlns:o="urn:schemas-microsoft-com:office:office" xmlns:r="http://schemas.openxmlformats.org/officeDocument/2006/relationships" xmlns:m="http://schemas.openxmlformats.org/officeDocument/2006/math" xmlns:v="urn:schemas-microsoft-com:vml" xmlns:wp14="http://schemas.microsoft.com/office/word/2010/wordprocessingDrawing" xmlns:wp="http://schemas.openxmlformats.org/drawingml/2006/wordprocessingDrawing" xmlns:w10="urn:schemas-microsoft-com:office:word" xmlns:w="http://schemas.openxmlformats.org/wordprocessingml/2006/main" xmlns:w14="http://schemas.microsoft.com/office/word/2010/wordml" xmlns:w15="http://schemas.microsoft.com/office/word/2012/wordml" xmlns:wpg="http://schemas.microsoft.com/office/word/2010/wordprocessingGroup" xmlns:wpi="http://schemas.microsoft.com/office/word/2010/wordprocessingInk" xmlns:wne="http://schemas.microsoft.com/office/word/2006/wordml" xmlns:wps="http://schemas.microsoft.com/office/word/2010/wordprocessingShape" mc:Ignorable="w14 w15 wp14">
   <w:body>
     <w:p>
       <w:pPr>
@@ -864,62 +864,25 @@
       </w:pPr>
       <w:bookmarkStart w:id="9" w:name="_Toc265989762"/>
       <w:r>
-        <w:t xml:space="preserve">4.10 Table and Figure </w:t>
-      </w:r>
-      <w:proofErr w:type="spellStart"/>
-      <w:r>
-        <w:t>labeling</w:t>
+        <w:t>4.10 Table and Figure labeling</w:t>
       </w:r>
       <w:bookmarkEnd w:id="9"/>
-      <w:proofErr w:type="spellEnd"/>
-    </w:p>
-    <w:p>
-      <w:pPr>
-        <w:spacing w:after="0" w:line="360" w:lineRule="auto"/>
-        <w:jc w:val="both"/>
-        <w:rPr>
-          <w:rFonts w:cs="Times New Roman"/>
-          <w:szCs w:val="24"/>
-        </w:rPr>
-      </w:pPr>
-      <w:r>
-        <w:rPr>
-          <w:rFonts w:cs="Times New Roman"/>
-          <w:szCs w:val="24"/>
-        </w:rPr>
-        <w:t xml:space="preserve">Table Section </w:t>
-      </w:r>
-      <w:proofErr w:type="spellStart"/>
-      <w:r>
-        <w:rPr>
-          <w:rFonts w:cs="Times New Roman"/>
-          <w:szCs w:val="24"/>
-        </w:rPr>
-        <w:t>No.Table</w:t>
-      </w:r>
-      <w:proofErr w:type="spellEnd"/>
-      <w:r>
-        <w:rPr>
-          <w:rFonts w:cs="Times New Roman"/>
-          <w:szCs w:val="24"/>
-        </w:rPr>
-        <w:t xml:space="preserve"> No – Table Name, Times New Roman, 10, Normal, </w:t>
-      </w:r>
-      <w:proofErr w:type="spellStart"/>
-      <w:r>
-        <w:rPr>
-          <w:rFonts w:cs="Times New Roman"/>
-          <w:szCs w:val="24"/>
-        </w:rPr>
-        <w:t>center</w:t>
-      </w:r>
-      <w:proofErr w:type="spellEnd"/>
-      <w:r>
-        <w:rPr>
-          <w:rFonts w:cs="Times New Roman"/>
-          <w:szCs w:val="24"/>
-        </w:rPr>
-        <w:t xml:space="preserve"> </w:t>
+    </w:p>
+    <w:p>
+      <w:pPr>
+        <w:spacing w:after="0" w:line="360" w:lineRule="auto"/>
+        <w:jc w:val="both"/>
+        <w:rPr>
+          <w:rFonts w:cs="Times New Roman"/>
+          <w:szCs w:val="24"/>
+        </w:rPr>
+      </w:pPr>
+      <w:r>
+        <w:rPr>
+          <w:rFonts w:cs="Times New Roman"/>
+          <w:szCs w:val="24"/>
+        </w:rPr>
+        <w:t xml:space="preserve">Table Section No.Table No – Table Name, Times New Roman, 10, Normal, center </w:t>
       </w:r>
     </w:p>
     <w:p>
@@ -993,40 +956,15 @@
           <w:rFonts w:cs="Times New Roman"/>
           <w:szCs w:val="20"/>
         </w:rPr>
-        <w:t xml:space="preserve">Figure Section </w:t>
-      </w:r>
-      <w:proofErr w:type="spellStart"/>
+        <w:t>Figure Section No.Figure No – Figure Name, Times New Roman, 10, Normal</w:t>
+      </w:r>
       <w:r>
         <w:rPr>
           <w:rFonts w:cs="Times New Roman"/>
           <w:szCs w:val="20"/>
         </w:rPr>
-        <w:t>No.Figure</w:t>
-      </w:r>
-      <w:proofErr w:type="spellEnd"/>
-      <w:r>
-        <w:rPr>
-          <w:rFonts w:cs="Times New Roman"/>
-          <w:szCs w:val="20"/>
-        </w:rPr>
-        <w:t xml:space="preserve"> No – Figure Name, Times New Roman, 10, Normal</w:t>
-      </w:r>
-      <w:r>
-        <w:rPr>
-          <w:rFonts w:cs="Times New Roman"/>
-          <w:szCs w:val="20"/>
-        </w:rPr>
-        <w:t xml:space="preserve">, </w:t>
-      </w:r>
-      <w:proofErr w:type="spellStart"/>
-      <w:r>
-        <w:rPr>
-          <w:rFonts w:cs="Times New Roman"/>
-          <w:szCs w:val="20"/>
-        </w:rPr>
-        <w:t>center</w:t>
-      </w:r>
-      <w:proofErr w:type="spellEnd"/>
+        <w:t>, center</w:t>
+      </w:r>
     </w:p>
     <w:p>
       <w:pPr>
@@ -1103,39 +1041,7 @@
           <w:rFonts w:cs="Times New Roman"/>
           <w:szCs w:val="20"/>
         </w:rPr>
-        <w:t xml:space="preserve">Proposal: Tape Binding (1 Copy during </w:t>
-      </w:r>
-      <w:proofErr w:type="spellStart"/>
-      <w:r>
-        <w:rPr>
-          <w:rFonts w:cs="Times New Roman"/>
-          <w:szCs w:val="20"/>
-        </w:rPr>
-        <w:t>defense</w:t>
-      </w:r>
-      <w:proofErr w:type="spellEnd"/>
-      <w:r>
-        <w:rPr>
-          <w:rFonts w:cs="Times New Roman"/>
-          <w:szCs w:val="20"/>
-        </w:rPr>
-        <w:t xml:space="preserve"> and after </w:t>
-      </w:r>
-      <w:proofErr w:type="spellStart"/>
-      <w:r>
-        <w:rPr>
-          <w:rFonts w:cs="Times New Roman"/>
-          <w:szCs w:val="20"/>
-        </w:rPr>
-        <w:t>defense</w:t>
-      </w:r>
-      <w:proofErr w:type="spellEnd"/>
-      <w:r>
-        <w:rPr>
-          <w:rFonts w:cs="Times New Roman"/>
-          <w:szCs w:val="20"/>
-        </w:rPr>
-        <w:t>, 2 copies of finalized version of the proposal with correction need to be submitted to the college).</w:t>
+        <w:t>Proposal: Tape Binding (1 Copy during defense and after defense, 2 copies of finalized version of the proposal with correction need to be submitted to the college).</w:t>
       </w:r>
     </w:p>
     <w:p>
@@ -1542,16 +1448,45 @@
           <w:placeholder>
             <w:docPart w:val="272C1A22B7244BE3AEDB1C3778ACA723"/>
           </w:placeholder>
-          <w:showingPlcHdr/>
           <w:dataBinding w:prefixMappings="xmlns:ns0='http://purl.org/dc/elements/1.1/' xmlns:ns1='http://schemas.openxmlformats.org/package/2006/metadata/core-properties' " w:xpath="/ns1:coreProperties[1]/ns0:title[1]" w:storeItemID="{6C3C8BC8-F283-45AE-878A-BAB7291924A1}"/>
           <w:text/>
         </w:sdtPr>
         <w:sdtContent>
           <w:r>
             <w:rPr>
-              <w:rStyle w:val="PlaceholderText"/>
+              <w:b/>
+              <w:bCs/>
+              <w:sz w:val="28"/>
+              <w:szCs w:val="28"/>
             </w:rPr>
-            <w:t>[Title]</w:t>
+            <w:t>Telephone</w:t>
+          </w:r>
+          <w:r>
+            <w:rPr>
+              <w:b/>
+              <w:bCs/>
+              <w:sz w:val="28"/>
+              <w:szCs w:val="28"/>
+            </w:rPr>
+            <w:t xml:space="preserve"> Bi</w:t>
+          </w:r>
+          <w:r>
+            <w:rPr>
+              <w:b/>
+              <w:bCs/>
+              <w:sz w:val="28"/>
+              <w:szCs w:val="28"/>
+            </w:rPr>
+            <w:t>l</w:t>
+          </w:r>
+          <w:r>
+            <w:rPr>
+              <w:b/>
+              <w:bCs/>
+              <w:sz w:val="28"/>
+              <w:szCs w:val="28"/>
+            </w:rPr>
+            <w:t>ling System</w:t>
           </w:r>
         </w:sdtContent>
       </w:sdt>
@@ -1699,14 +1634,14 @@
           </mc:Choice>
           <mc:Fallback>
             <w:pict>
-              <v:group w14:anchorId="276D49EC" id="Group 5" o:spid="_x0000_s1026" style="width:68.5pt;height:110pt;mso-position-horizontal-relative:char;mso-position-vertical-relative:line" coordsize="6762,16097" o:gfxdata="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">
-                <v:line id="Straight Connector 2" o:spid="_x0000_s1027" style="position:absolute;visibility:visible;mso-wrap-style:square" from="3333,0" to="3333,16097" o:connectortype="straight" o:gfxdata="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" strokecolor="black [3200]" strokeweight="2.5pt">
+              <v:group w14:anchorId="3647A371" id="Group 5" o:spid="_x0000_s1026" style="width:68.5pt;height:110pt;mso-position-horizontal-relative:char;mso-position-vertical-relative:line" coordsize="6762,16097" o:gfxdata="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">
+                <v:line id="Straight Connector 2" o:spid="_x0000_s1027" style="position:absolute;visibility:visible;mso-wrap-style:square" from="3333,0" to="3333,16097" o:connectortype="straight" o:gfxdata="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" strokecolor="black [3200]" strokeweight="2.5pt">
                   <v:stroke joinstyle="miter"/>
                 </v:line>
-                <v:line id="Straight Connector 3" o:spid="_x0000_s1028" style="position:absolute;visibility:visible;mso-wrap-style:square" from="6762,2476" to="6762,13811" o:connectortype="straight" o:gfxdata="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" strokecolor="black [3200]" strokeweight="2.5pt">
+                <v:line id="Straight Connector 3" o:spid="_x0000_s1028" style="position:absolute;visibility:visible;mso-wrap-style:square" from="6762,2476" to="6762,13811" o:connectortype="straight" o:gfxdata="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" strokecolor="black [3200]" strokeweight="2.5pt">
                   <v:stroke joinstyle="miter"/>
                 </v:line>
-                <v:line id="Straight Connector 4" o:spid="_x0000_s1029" style="position:absolute;visibility:visible;mso-wrap-style:square" from="0,2476" to="0,13811" o:connectortype="straight" o:gfxdata="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" strokecolor="black [3200]" strokeweight="2.5pt">
+                <v:line id="Straight Connector 4" o:spid="_x0000_s1029" style="position:absolute;visibility:visible;mso-wrap-style:square" from="0,2476" to="0,13811" o:connectortype="straight" o:gfxdata="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" strokecolor="black [3200]" strokeweight="2.5pt">
                   <v:stroke joinstyle="miter"/>
                 </v:line>
                 <w10:anchorlock/>
@@ -1972,7 +1907,7 @@
                   <w:rPr>
                     <w:rFonts w:cs="Times New Roman"/>
                   </w:rPr>
-                  <w:t>Arpan Pokhrel</w:t>
+                  <w:t>Manisha Timilsina</w:t>
                 </w:r>
               </w:p>
             </w:tc>
@@ -2044,7 +1979,7 @@
               <w:rPr>
                 <w:rFonts w:cs="Times New Roman"/>
               </w:rPr>
-              <w:t>2019-00-00-0000</w:t>
+              <w:t>2025-1-53-0332</w:t>
             </w:r>
           </w:p>
         </w:tc>
@@ -2072,7 +2007,7 @@
               <w:rPr>
                 <w:rFonts w:cs="Times New Roman"/>
               </w:rPr>
-              <w:t>Generic Name</w:t>
+              <w:t>Prapti Ghimire</w:t>
             </w:r>
           </w:p>
         </w:tc>
@@ -2148,215 +2083,7 @@
               <w:rPr>
                 <w:rFonts w:cs="Times New Roman"/>
               </w:rPr>
-              <w:t>2019-00-00-0000</w:t>
-            </w:r>
-          </w:p>
-        </w:tc>
-      </w:tr>
-      <w:tr>
-        <w:trPr>
-          <w:trHeight w:val="20"/>
-        </w:trPr>
-        <w:tc>
-          <w:tcPr>
-            <w:tcW w:w="1250" w:type="pct"/>
-            <w:vAlign w:val="center"/>
-          </w:tcPr>
-          <w:p>
-            <w:pPr>
-              <w:spacing w:before="120" w:line="360" w:lineRule="auto"/>
-              <w:jc w:val="center"/>
-              <w:rPr>
-                <w:rFonts w:cs="Times New Roman"/>
-                <w:b/>
-                <w:bCs/>
-              </w:rPr>
-            </w:pPr>
-            <w:r>
-              <w:rPr>
-                <w:rFonts w:cs="Times New Roman"/>
-              </w:rPr>
-              <w:t>Generic Name</w:t>
-            </w:r>
-          </w:p>
-        </w:tc>
-        <w:tc>
-          <w:tcPr>
-            <w:tcW w:w="1250" w:type="pct"/>
-            <w:vAlign w:val="center"/>
-          </w:tcPr>
-          <w:p>
-            <w:pPr>
-              <w:spacing w:before="120" w:line="360" w:lineRule="auto"/>
-              <w:jc w:val="center"/>
-              <w:rPr>
-                <w:rFonts w:cs="Times New Roman"/>
-                <w:b/>
-                <w:bCs/>
-              </w:rPr>
-            </w:pPr>
-            <w:r>
-              <w:rPr>
-                <w:rFonts w:cs="Times New Roman"/>
-              </w:rPr>
-              <w:t>BCA</w:t>
-            </w:r>
-          </w:p>
-        </w:tc>
-        <w:tc>
-          <w:tcPr>
-            <w:tcW w:w="751" w:type="pct"/>
-            <w:vAlign w:val="center"/>
-          </w:tcPr>
-          <w:p>
-            <w:pPr>
-              <w:spacing w:before="120" w:line="360" w:lineRule="auto"/>
-              <w:jc w:val="center"/>
-              <w:rPr>
-                <w:rFonts w:cs="Times New Roman"/>
-                <w:b/>
-                <w:bCs/>
-              </w:rPr>
-            </w:pPr>
-            <w:r>
-              <w:rPr>
-                <w:rFonts w:cs="Times New Roman"/>
-              </w:rPr>
-              <w:t>2</w:t>
-            </w:r>
-            <w:r>
-              <w:rPr>
-                <w:rFonts w:cs="Times New Roman"/>
-                <w:vertAlign w:val="superscript"/>
-              </w:rPr>
-              <w:t>nd</w:t>
-            </w:r>
-          </w:p>
-        </w:tc>
-        <w:tc>
-          <w:tcPr>
-            <w:tcW w:w="1749" w:type="pct"/>
-            <w:vAlign w:val="center"/>
-          </w:tcPr>
-          <w:p>
-            <w:pPr>
-              <w:spacing w:before="120" w:line="360" w:lineRule="auto"/>
-              <w:jc w:val="center"/>
-              <w:rPr>
-                <w:rFonts w:cs="Times New Roman"/>
-                <w:b/>
-                <w:bCs/>
-              </w:rPr>
-            </w:pPr>
-            <w:r>
-              <w:rPr>
-                <w:rFonts w:cs="Times New Roman"/>
-              </w:rPr>
-              <w:t>2019-00-00-0000</w:t>
-            </w:r>
-          </w:p>
-        </w:tc>
-      </w:tr>
-      <w:tr>
-        <w:trPr>
-          <w:trHeight w:val="20"/>
-        </w:trPr>
-        <w:tc>
-          <w:tcPr>
-            <w:tcW w:w="1250" w:type="pct"/>
-            <w:vAlign w:val="center"/>
-          </w:tcPr>
-          <w:p>
-            <w:pPr>
-              <w:spacing w:before="120" w:line="360" w:lineRule="auto"/>
-              <w:jc w:val="both"/>
-              <w:rPr>
-                <w:rFonts w:cs="Times New Roman"/>
-                <w:b/>
-                <w:bCs/>
-              </w:rPr>
-            </w:pPr>
-            <w:r>
-              <w:rPr>
-                <w:rFonts w:cs="Times New Roman"/>
-              </w:rPr>
-              <w:t>Generic Name</w:t>
-            </w:r>
-          </w:p>
-        </w:tc>
-        <w:tc>
-          <w:tcPr>
-            <w:tcW w:w="1250" w:type="pct"/>
-            <w:vAlign w:val="center"/>
-          </w:tcPr>
-          <w:p>
-            <w:pPr>
-              <w:spacing w:before="120" w:line="360" w:lineRule="auto"/>
-              <w:jc w:val="both"/>
-              <w:rPr>
-                <w:rFonts w:cs="Times New Roman"/>
-                <w:b/>
-                <w:bCs/>
-              </w:rPr>
-            </w:pPr>
-            <w:r>
-              <w:rPr>
-                <w:rFonts w:cs="Times New Roman"/>
-              </w:rPr>
-              <w:t>BCA</w:t>
-            </w:r>
-          </w:p>
-        </w:tc>
-        <w:tc>
-          <w:tcPr>
-            <w:tcW w:w="751" w:type="pct"/>
-            <w:vAlign w:val="center"/>
-          </w:tcPr>
-          <w:p>
-            <w:pPr>
-              <w:spacing w:before="120" w:line="360" w:lineRule="auto"/>
-              <w:jc w:val="both"/>
-              <w:rPr>
-                <w:rFonts w:cs="Times New Roman"/>
-                <w:b/>
-                <w:bCs/>
-              </w:rPr>
-            </w:pPr>
-            <w:r>
-              <w:rPr>
-                <w:rFonts w:cs="Times New Roman"/>
-              </w:rPr>
-              <w:t>2</w:t>
-            </w:r>
-            <w:r>
-              <w:rPr>
-                <w:rFonts w:cs="Times New Roman"/>
-                <w:vertAlign w:val="superscript"/>
-              </w:rPr>
-              <w:t>nd</w:t>
-            </w:r>
-          </w:p>
-        </w:tc>
-        <w:tc>
-          <w:tcPr>
-            <w:tcW w:w="1749" w:type="pct"/>
-            <w:vAlign w:val="center"/>
-          </w:tcPr>
-          <w:p>
-            <w:pPr>
-              <w:spacing w:before="120" w:line="360" w:lineRule="auto"/>
-              <w:jc w:val="both"/>
-              <w:rPr>
-                <w:rFonts w:cs="Times New Roman"/>
-                <w:b/>
-                <w:bCs/>
-              </w:rPr>
-            </w:pPr>
-            <w:r>
-              <w:rPr>
-                <w:rFonts w:cs="Times New Roman"/>
-              </w:rPr>
-              <w:t>2019-00-00-0000</w:t>
+              <w:t>2025-1-53-0339</w:t>
             </w:r>
           </w:p>
         </w:tc>
@@ -2373,6 +2100,30 @@
           <w:szCs w:val="24"/>
         </w:rPr>
       </w:pPr>
+    </w:p>
+    <w:p>
+      <w:pPr>
+        <w:spacing w:before="120" w:after="0" w:line="360" w:lineRule="auto"/>
+        <w:jc w:val="center"/>
+        <w:rPr>
+          <w:rFonts w:cs="Times New Roman"/>
+          <w:b/>
+          <w:bCs/>
+          <w:szCs w:val="24"/>
+        </w:rPr>
+      </w:pPr>
+    </w:p>
+    <w:p>
+      <w:pPr>
+        <w:spacing w:before="120" w:after="0" w:line="360" w:lineRule="auto"/>
+        <w:jc w:val="center"/>
+        <w:rPr>
+          <w:rFonts w:cs="Times New Roman"/>
+          <w:b/>
+          <w:bCs/>
+          <w:szCs w:val="24"/>
+        </w:rPr>
+      </w:pPr>
       <w:r>
         <w:rPr>
           <w:rFonts w:cs="Times New Roman"/>
@@ -2417,7 +2168,7 @@
           <w:noProof/>
           <w:szCs w:val="24"/>
         </w:rPr>
-        <w:t>02/05/2026</w:t>
+        <w:t>07/05/2026</w:t>
       </w:r>
       <w:r>
         <w:rPr>
@@ -2455,8 +2206,8 @@
     </w:p>
     <w:p>
       <w:pPr>
-        <w:spacing w:before="120" w:after="0" w:line="360" w:lineRule="auto"/>
-        <w:jc w:val="center"/>
+        <w:spacing w:after="0" w:line="360" w:lineRule="auto"/>
+        <w:jc w:val="both"/>
         <w:rPr>
           <w:rFonts w:cs="Times New Roman"/>
           <w:b/>
@@ -2464,132 +2215,34 @@
           <w:szCs w:val="32"/>
         </w:rPr>
       </w:pPr>
-      <w:r>
+      <w:bookmarkStart w:id="14" w:name="_GoBack"/>
+      <w:bookmarkEnd w:id="14"/>
+    </w:p>
+    <w:p>
+      <w:pPr>
+        <w:spacing w:after="0" w:line="360" w:lineRule="auto"/>
+        <w:jc w:val="both"/>
         <w:rPr>
           <w:rFonts w:cs="Times New Roman"/>
           <w:b/>
           <w:sz w:val="32"/>
           <w:szCs w:val="32"/>
         </w:rPr>
-        <w:lastRenderedPageBreak/>
-        <w:t>Acknowledgement</w:t>
-      </w:r>
-    </w:p>
-    <w:p>
-      <w:pPr>
-        <w:spacing w:before="120" w:after="0" w:line="360" w:lineRule="auto"/>
-        <w:jc w:val="both"/>
-      </w:pPr>
-      <w:r>
-        <w:t xml:space="preserve">The satisfaction that accompanies after the successful completion of any task will be incomplete without mentioning the people whose ceaseless and relentless cooperation, constant guidance and encouragement made this project possible. </w:t>
-      </w:r>
-    </w:p>
-    <w:p>
-      <w:pPr>
-        <w:spacing w:before="120" w:after="120" w:line="360" w:lineRule="auto"/>
-        <w:jc w:val="both"/>
-      </w:pPr>
-      <w:r>
-        <w:t xml:space="preserve">We are grateful to our project supervisor </w:t>
-      </w:r>
-      <w:r>
-        <w:rPr>
-          <w:b/>
-          <w:bCs/>
-        </w:rPr>
-        <w:t xml:space="preserve">Mr </w:t>
-      </w:r>
-      <w:r>
-        <w:rPr>
-          <w:b/>
-          <w:bCs/>
-        </w:rPr>
-        <w:t>Arpan Pokhrel</w:t>
-      </w:r>
-      <w:r>
-        <w:t xml:space="preserve">, our faculty teacher </w:t>
-      </w:r>
-      <w:r>
-        <w:rPr>
-          <w:b/>
-          <w:bCs/>
-        </w:rPr>
-        <w:t>Mr. Ramesh Chalise,</w:t>
-      </w:r>
-      <w:r>
-        <w:t xml:space="preserve"> for the guidance, inspiration and constructive suggestions that helped us in the preparation of this project.</w:t>
-      </w:r>
-    </w:p>
-    <w:p>
-      <w:pPr>
-        <w:spacing w:before="120" w:after="0" w:line="360" w:lineRule="auto"/>
-        <w:jc w:val="both"/>
-      </w:pPr>
-      <w:r>
-        <w:t xml:space="preserve">We are also appreciative among each other and have understood that teamwork, the designation of the task per the skillset one portrays, constant synchronisation and monitoring of progress and instilling new knowledge and skill is imperative for the success of any given work. </w:t>
-      </w:r>
-    </w:p>
-    <w:p>
-      <w:pPr>
-        <w:spacing w:before="120" w:after="0" w:line="360" w:lineRule="auto"/>
-        <w:jc w:val="both"/>
-      </w:pPr>
-      <w:r>
-        <w:t xml:space="preserve">Sincerely, </w:t>
-      </w:r>
-    </w:p>
-    <w:p>
-      <w:pPr>
-        <w:spacing w:before="120" w:after="0" w:line="360" w:lineRule="auto"/>
-        <w:jc w:val="both"/>
-      </w:pPr>
-      <w:r>
-        <w:t>Generic Thapa</w:t>
-      </w:r>
-    </w:p>
-    <w:p>
-      <w:pPr>
-        <w:spacing w:before="120" w:after="0" w:line="360" w:lineRule="auto"/>
-        <w:jc w:val="both"/>
-      </w:pPr>
-      <w:r>
-        <w:t>Generic Sharma</w:t>
-      </w:r>
-    </w:p>
-    <w:p>
-      <w:pPr>
-        <w:spacing w:before="120" w:after="0" w:line="360" w:lineRule="auto"/>
-        <w:jc w:val="both"/>
-      </w:pPr>
-      <w:r>
-        <w:t>Generic Gurung</w:t>
-      </w:r>
-    </w:p>
-    <w:p>
-      <w:pPr>
-        <w:spacing w:before="120" w:after="0" w:line="360" w:lineRule="auto"/>
-        <w:jc w:val="both"/>
-      </w:pPr>
-      <w:r>
-        <w:t>Generic Nepali</w:t>
-      </w:r>
-    </w:p>
-    <w:p>
-      <w:pPr>
-        <w:spacing w:after="0" w:line="360" w:lineRule="auto"/>
-        <w:jc w:val="both"/>
+      </w:pPr>
+      <w:r>
         <w:rPr>
           <w:rFonts w:cs="Times New Roman"/>
           <w:b/>
           <w:sz w:val="32"/>
           <w:szCs w:val="32"/>
         </w:rPr>
-      </w:pPr>
-    </w:p>
-    <w:p>
-      <w:pPr>
-        <w:spacing w:after="0" w:line="360" w:lineRule="auto"/>
-        <w:jc w:val="both"/>
+        <w:br w:type="page"/>
+      </w:r>
+    </w:p>
+    <w:p>
+      <w:pPr>
+        <w:spacing w:after="0" w:line="360" w:lineRule="auto"/>
+        <w:jc w:val="center"/>
         <w:rPr>
           <w:rFonts w:cs="Times New Roman"/>
           <w:b/>
@@ -2604,7 +2257,8 @@
           <w:sz w:val="32"/>
           <w:szCs w:val="32"/>
         </w:rPr>
-        <w:br w:type="page"/>
+        <w:lastRenderedPageBreak/>
+        <w:t>Declaration for</w:t>
       </w:r>
     </w:p>
     <w:p>
@@ -2625,28 +2279,6 @@
           <w:sz w:val="32"/>
           <w:szCs w:val="32"/>
         </w:rPr>
-        <w:lastRenderedPageBreak/>
-        <w:t>Declaration for</w:t>
-      </w:r>
-    </w:p>
-    <w:p>
-      <w:pPr>
-        <w:spacing w:after="0" w:line="360" w:lineRule="auto"/>
-        <w:jc w:val="center"/>
-        <w:rPr>
-          <w:rFonts w:cs="Times New Roman"/>
-          <w:b/>
-          <w:sz w:val="32"/>
-          <w:szCs w:val="32"/>
-        </w:rPr>
-      </w:pPr>
-      <w:r>
-        <w:rPr>
-          <w:rFonts w:cs="Times New Roman"/>
-          <w:b/>
-          <w:sz w:val="32"/>
-          <w:szCs w:val="32"/>
-        </w:rPr>
         <w:t>“Project Title”</w:t>
       </w:r>
     </w:p>
@@ -2921,7 +2553,6 @@
         </w:rPr>
         <w:t>_</w:t>
       </w:r>
-      <w:proofErr w:type="spellStart"/>
       <w:r>
         <w:rPr>
           <w:rFonts w:cs="Times New Roman"/>
@@ -2929,7 +2560,6 @@
         </w:rPr>
         <w:t>th</w:t>
       </w:r>
-      <w:proofErr w:type="spellEnd"/>
       <w:r>
         <w:rPr>
           <w:rFonts w:cs="Times New Roman"/>
@@ -7879,7 +7509,7 @@
                           <pic:cNvPr id="1026" name="Picture 2">
                             <a:extLst>
                               <a:ext uri="{FF2B5EF4-FFF2-40B4-BE49-F238E27FC236}">
-                                <a16:creationId xmlns:a16="http://schemas.microsoft.com/office/drawing/2014/main" id="{F6C4AF52-ACA0-4323-B934-EF30663D567C}"/>
+                                <a16:creationId xmlns:a16="http://schemas.microsoft.com/office/drawing/2014/main" xmlns:w16se="http://schemas.microsoft.com/office/word/2015/wordml/symex" xmlns:w16sdtfl="http://schemas.microsoft.com/office/word/2024/wordml/sdtformatlock" xmlns:w16sdtdh="http://schemas.microsoft.com/office/word/2020/wordml/sdtdatahash" xmlns:w16du="http://schemas.microsoft.com/office/word/2023/wordml/word16du" xmlns:w16="http://schemas.microsoft.com/office/word/2018/wordml" xmlns:w16cid="http://schemas.microsoft.com/office/word/2016/wordml/cid" xmlns:w16cex="http://schemas.microsoft.com/office/word/2018/wordml/cex" xmlns:w="http://schemas.openxmlformats.org/wordprocessingml/2006/main" xmlns:w10="urn:schemas-microsoft-com:office:word" xmlns:v="urn:schemas-microsoft-com:vml" xmlns:oel="http://schemas.microsoft.com/office/2019/extlst" xmlns:o="urn:schemas-microsoft-com:office:office" xmlns:am3d="http://schemas.microsoft.com/office/drawing/2017/model3d" xmlns:aink="http://schemas.microsoft.com/office/drawing/2016/ink" xmlns:cx8="http://schemas.microsoft.com/office/drawing/2016/5/14/chartex" xmlns:cx7="http://schemas.microsoft.com/office/drawing/2016/5/13/chartex" xmlns:cx6="http://schemas.microsoft.com/office/drawing/2016/5/12/chartex" xmlns:cx5="http://schemas.microsoft.com/office/drawing/2016/5/11/chartex" xmlns:cx4="http://schemas.microsoft.com/office/drawing/2016/5/10/chartex" xmlns:cx3="http://schemas.microsoft.com/office/drawing/2016/5/9/chartex" xmlns:cx2="http://schemas.microsoft.com/office/drawing/2015/10/21/chartex" xmlns:cx1="http://schemas.microsoft.com/office/drawing/2015/9/8/chartex" xmlns:cx="http://schemas.microsoft.com/office/drawing/2014/chartex" xmlns="" id="{F6C4AF52-ACA0-4323-B934-EF30663D567C}"/>
                               </a:ext>
                             </a:extLst>
                           </pic:cNvPr>
@@ -7951,7 +7581,7 @@
                                   <w:lang w:val="en-US"/>
                                 </w:rPr>
                               </w:pPr>
-                              <w:bookmarkStart w:id="14" w:name="_Toc56929757"/>
+                              <w:bookmarkStart w:id="15" w:name="_Toc56929757"/>
                               <w:r>
                                 <w:rPr>
                                   <w:rFonts w:cs="Times New Roman"/>
@@ -8037,7 +7667,7 @@
                                 </w:rPr>
                                 <w:t>: Software Testing Life Cycle</w:t>
                               </w:r>
-                              <w:bookmarkEnd w:id="14"/>
+                              <w:bookmarkEnd w:id="15"/>
                             </w:p>
                           </w:txbxContent>
                         </wps:txbx>
@@ -8062,12 +7692,12 @@
           </mc:Choice>
           <mc:Fallback>
             <w:pict>
-              <v:group w14:anchorId="7B020EE0" id="Group 14" o:spid="_x0000_s1026" style="position:absolute;left:0;text-align:left;margin-left:21.75pt;margin-top:16.8pt;width:337.5pt;height:263.4pt;z-index:251660288;mso-width-relative:margin;mso-height-relative:margin" coordsize="45732,35693" o:gfxdata="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">
+              <v:group w14:anchorId="7B020EE0" id="Group 14" o:spid="_x0000_s1026" style="position:absolute;left:0;text-align:left;margin-left:21.75pt;margin-top:16.8pt;width:337.5pt;height:263.4pt;z-index:251660288;mso-width-relative:margin;mso-height-relative:margin" coordsize="45732,35693" o:gfxdata="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">
                 <v:shapetype id="_x0000_t202" coordsize="21600,21600" o:spt="202" path="m,l,21600r21600,l21600,xe">
                   <v:stroke joinstyle="miter"/>
                   <v:path gradientshapeok="t" o:connecttype="rect"/>
                 </v:shapetype>
-                <v:shape id="Text Box 12" o:spid="_x0000_s1028" type="#_x0000_t202" style="position:absolute;top:32670;width:45732;height:3023;visibility:visible;mso-wrap-style:square;v-text-anchor:top" o:gfxdata="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" stroked="f">
+                <v:shape id="Text Box 12" o:spid="_x0000_s1028" type="#_x0000_t202" style="position:absolute;top:32670;width:45732;height:3023;visibility:visible;mso-wrap-style:square;v-text-anchor:top" o:gfxdata="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" stroked="f">
                   <v:textbox inset="0,0,0,0">
                     <w:txbxContent>
                       <w:p>
@@ -8084,7 +7714,7 @@
                             <w:lang w:val="en-US"/>
                           </w:rPr>
                         </w:pPr>
-                        <w:bookmarkStart w:id="15" w:name="_Toc56929757"/>
+                        <w:bookmarkStart w:id="16" w:name="_Toc56929757"/>
                         <w:r>
                           <w:rPr>
                             <w:rFonts w:cs="Times New Roman"/>
@@ -8170,7 +7800,7 @@
                           </w:rPr>
                           <w:t>: Software Testing Life Cycle</w:t>
                         </w:r>
-                        <w:bookmarkEnd w:id="15"/>
+                        <w:bookmarkEnd w:id="16"/>
                       </w:p>
                     </w:txbxContent>
                   </v:textbox>
@@ -8386,14 +8016,14 @@
           <w:lang w:val="en-US"/>
         </w:rPr>
       </w:pPr>
-      <w:bookmarkStart w:id="16" w:name="_Toc57274838"/>
+      <w:bookmarkStart w:id="17" w:name="_Toc57274838"/>
       <w:r>
         <w:rPr>
           <w:lang w:val="en-US"/>
         </w:rPr>
         <w:t>EXAMPLE OF A TEST CASE,</w:t>
       </w:r>
-      <w:bookmarkEnd w:id="16"/>
+      <w:bookmarkEnd w:id="17"/>
       <w:r>
         <w:rPr>
           <w:lang w:val="en-US"/>
@@ -8695,7 +8325,7 @@
                                 <w:lang w:val="en-US"/>
                               </w:rPr>
                             </w:pPr>
-                            <w:bookmarkStart w:id="17" w:name="_Toc56929758"/>
+                            <w:bookmarkStart w:id="18" w:name="_Toc56929758"/>
                             <w:r>
                               <w:rPr>
                                 <w:rFonts w:cs="Times New Roman"/>
@@ -8781,7 +8411,7 @@
                               </w:rPr>
                               <w:t>: Test Case using Matrix</w:t>
                             </w:r>
-                            <w:bookmarkEnd w:id="17"/>
+                            <w:bookmarkEnd w:id="18"/>
                           </w:p>
                         </w:txbxContent>
                       </wps:txbx>
@@ -8799,7 +8429,7 @@
           </mc:Choice>
           <mc:Fallback>
             <w:pict>
-              <v:shape w14:anchorId="52A503B0" id="Text Box 13" o:spid="_x0000_s1029" type="#_x0000_t202" style="position:absolute;left:0;text-align:left;margin-left:-3pt;margin-top:150.95pt;width:415.3pt;height:.05pt;z-index:251661312;visibility:visible;mso-wrap-style:square;mso-wrap-distance-left:9pt;mso-wrap-distance-top:0;mso-wrap-distance-right:9pt;mso-wrap-distance-bottom:0;mso-position-horizontal:absolute;mso-position-horizontal-relative:text;mso-position-vertical:absolute;mso-position-vertical-relative:text;v-text-anchor:top" o:gfxdata="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" stroked="f">
+              <v:shape w14:anchorId="52A503B0" id="Text Box 13" o:spid="_x0000_s1029" type="#_x0000_t202" style="position:absolute;left:0;text-align:left;margin-left:-3pt;margin-top:150.95pt;width:415.3pt;height:.05pt;z-index:251661312;visibility:visible;mso-wrap-style:square;mso-wrap-distance-left:9pt;mso-wrap-distance-top:0;mso-wrap-distance-right:9pt;mso-wrap-distance-bottom:0;mso-position-horizontal:absolute;mso-position-horizontal-relative:text;mso-position-vertical:absolute;mso-position-vertical-relative:text;v-text-anchor:top" o:gfxdata="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" stroked="f">
                 <v:textbox style="mso-fit-shape-to-text:t" inset="0,0,0,0">
                   <w:txbxContent>
                     <w:p>
@@ -8816,7 +8446,7 @@
                           <w:lang w:val="en-US"/>
                         </w:rPr>
                       </w:pPr>
-                      <w:bookmarkStart w:id="18" w:name="_Toc56929758"/>
+                      <w:bookmarkStart w:id="19" w:name="_Toc56929758"/>
                       <w:r>
                         <w:rPr>
                           <w:rFonts w:cs="Times New Roman"/>
@@ -8902,7 +8532,7 @@
                         </w:rPr>
                         <w:t>: Test Case using Matrix</w:t>
                       </w:r>
-                      <w:bookmarkEnd w:id="18"/>
+                      <w:bookmarkEnd w:id="19"/>
                     </w:p>
                   </w:txbxContent>
                 </v:textbox>
@@ -8930,12 +8560,12 @@
         <w:spacing w:line="360" w:lineRule="auto"/>
         <w:ind w:left="360"/>
       </w:pPr>
-      <w:bookmarkStart w:id="19" w:name="_Toc57274839"/>
+      <w:bookmarkStart w:id="20" w:name="_Toc57274839"/>
       <w:r>
         <w:lastRenderedPageBreak/>
         <w:t>A Test Matrix with Tested modules or Requirement Traceability Matrix</w:t>
       </w:r>
-      <w:bookmarkEnd w:id="19"/>
+      <w:bookmarkEnd w:id="20"/>
     </w:p>
     <w:p>
       <w:pPr>
@@ -10704,7 +10334,7 @@
 </file>
 
 <file path=word/endnotes.xml><?xml version="1.0" encoding="utf-8"?>
-<w:endnotes xmlns:wpc="http://schemas.microsoft.com/office/word/2010/wordprocessingCanvas" xmlns:cx="http://schemas.microsoft.com/office/drawing/2014/chartex" xmlns:cx1="http://schemas.microsoft.com/office/drawing/2015/9/8/chartex" xmlns:cx2="http://schemas.microsoft.com/office/drawing/2015/10/21/chartex" xmlns:cx3="http://schemas.microsoft.com/office/drawing/2016/5/9/chartex" xmlns:cx4="http://schemas.microsoft.com/office/drawing/2016/5/10/chartex" xmlns:cx5="http://schemas.microsoft.com/office/drawing/2016/5/11/chartex" xmlns:cx6="http://schemas.microsoft.com/office/drawing/2016/5/12/chartex" xmlns:cx7="http://schemas.microsoft.com/office/drawing/2016/5/13/chartex" xmlns:cx8="http://schemas.microsoft.com/office/drawing/2016/5/14/chartex" xmlns:mc="http://schemas.openxmlformats.org/markup-compatibility/2006" xmlns:aink="http://schemas.microsoft.com/office/drawing/2016/ink" xmlns:am3d="http://schemas.microsoft.com/office/drawing/2017/model3d" xmlns:o="urn:schemas-microsoft-com:office:office" xmlns:oel="http://schemas.microsoft.com/office/2019/extlst" xmlns:r="http://schemas.openxmlformats.org/officeDocument/2006/relationships" xmlns:m="http://schemas.openxmlformats.org/officeDocument/2006/math" xmlns:v="urn:schemas-microsoft-com:vml" xmlns:wp14="http://schemas.microsoft.com/office/word/2010/wordprocessingDrawing" xmlns:wp="http://schemas.openxmlformats.org/drawingml/2006/wordprocessingDrawing" xmlns:w10="urn:schemas-microsoft-com:office:word" xmlns:w="http://schemas.openxmlformats.org/wordprocessingml/2006/main" xmlns:w14="http://schemas.microsoft.com/office/word/2010/wordml" xmlns:w15="http://schemas.microsoft.com/office/word/2012/wordml" xmlns:w16cex="http://schemas.microsoft.com/office/word/2018/wordml/cex" xmlns:w16cid="http://schemas.microsoft.com/office/word/2016/wordml/cid" xmlns:w16="http://schemas.microsoft.com/office/word/2018/wordml" xmlns:w16du="http://schemas.microsoft.com/office/word/2023/wordml/word16du" xmlns:w16sdtdh="http://schemas.microsoft.com/office/word/2020/wordml/sdtdatahash" xmlns:w16sdtfl="http://schemas.microsoft.com/office/word/2024/wordml/sdtformatlock" xmlns:w16se="http://schemas.microsoft.com/office/word/2015/wordml/symex" xmlns:wpg="http://schemas.microsoft.com/office/word/2010/wordprocessingGroup" xmlns:wpi="http://schemas.microsoft.com/office/word/2010/wordprocessingInk" xmlns:wne="http://schemas.microsoft.com/office/word/2006/wordml" xmlns:wps="http://schemas.microsoft.com/office/word/2010/wordprocessingShape" mc:Ignorable="w14 w15 w16se w16cid w16 w16cex w16sdtdh w16sdtfl w16du wp14">
+<w:endnotes xmlns:wpc="http://schemas.microsoft.com/office/word/2010/wordprocessingCanvas" xmlns:mc="http://schemas.openxmlformats.org/markup-compatibility/2006" xmlns:o="urn:schemas-microsoft-com:office:office" xmlns:r="http://schemas.openxmlformats.org/officeDocument/2006/relationships" xmlns:m="http://schemas.openxmlformats.org/officeDocument/2006/math" xmlns:v="urn:schemas-microsoft-com:vml" xmlns:wp14="http://schemas.microsoft.com/office/word/2010/wordprocessingDrawing" xmlns:wp="http://schemas.openxmlformats.org/drawingml/2006/wordprocessingDrawing" xmlns:w10="urn:schemas-microsoft-com:office:word" xmlns:w="http://schemas.openxmlformats.org/wordprocessingml/2006/main" xmlns:w14="http://schemas.microsoft.com/office/word/2010/wordml" xmlns:w15="http://schemas.microsoft.com/office/word/2012/wordml" xmlns:wpg="http://schemas.microsoft.com/office/word/2010/wordprocessingGroup" xmlns:wpi="http://schemas.microsoft.com/office/word/2010/wordprocessingInk" xmlns:wne="http://schemas.microsoft.com/office/word/2006/wordml" xmlns:wps="http://schemas.microsoft.com/office/word/2010/wordprocessingShape" mc:Ignorable="w14 w15 wp14">
   <w:endnote w:type="separator" w:id="-1">
     <w:p>
       <w:pPr>
@@ -10729,7 +10359,7 @@
 </file>
 
 <file path=word/footer1.xml><?xml version="1.0" encoding="utf-8"?>
-<w:ftr xmlns:wpc="http://schemas.microsoft.com/office/word/2010/wordprocessingCanvas" xmlns:cx="http://schemas.microsoft.com/office/drawing/2014/chartex" xmlns:cx1="http://schemas.microsoft.com/office/drawing/2015/9/8/chartex" xmlns:cx2="http://schemas.microsoft.com/office/drawing/2015/10/21/chartex" xmlns:cx3="http://schemas.microsoft.com/office/drawing/2016/5/9/chartex" xmlns:cx4="http://schemas.microsoft.com/office/drawing/2016/5/10/chartex" xmlns:cx5="http://schemas.microsoft.com/office/drawing/2016/5/11/chartex" xmlns:cx6="http://schemas.microsoft.com/office/drawing/2016/5/12/chartex" xmlns:cx7="http://schemas.microsoft.com/office/drawing/2016/5/13/chartex" xmlns:cx8="http://schemas.microsoft.com/office/drawing/2016/5/14/chartex" xmlns:mc="http://schemas.openxmlformats.org/markup-compatibility/2006" xmlns:aink="http://schemas.microsoft.com/office/drawing/2016/ink" xmlns:am3d="http://schemas.microsoft.com/office/drawing/2017/model3d" xmlns:o="urn:schemas-microsoft-com:office:office" xmlns:oel="http://schemas.microsoft.com/office/2019/extlst" xmlns:r="http://schemas.openxmlformats.org/officeDocument/2006/relationships" xmlns:m="http://schemas.openxmlformats.org/officeDocument/2006/math" xmlns:v="urn:schemas-microsoft-com:vml" xmlns:wp14="http://schemas.microsoft.com/office/word/2010/wordprocessingDrawing" xmlns:wp="http://schemas.openxmlformats.org/drawingml/2006/wordprocessingDrawing" xmlns:w10="urn:schemas-microsoft-com:office:word" xmlns:w="http://schemas.openxmlformats.org/wordprocessingml/2006/main" xmlns:w14="http://schemas.microsoft.com/office/word/2010/wordml" xmlns:w15="http://schemas.microsoft.com/office/word/2012/wordml" xmlns:w16cex="http://schemas.microsoft.com/office/word/2018/wordml/cex" xmlns:w16cid="http://schemas.microsoft.com/office/word/2016/wordml/cid" xmlns:w16="http://schemas.microsoft.com/office/word/2018/wordml" xmlns:w16du="http://schemas.microsoft.com/office/word/2023/wordml/word16du" xmlns:w16sdtdh="http://schemas.microsoft.com/office/word/2020/wordml/sdtdatahash" xmlns:w16sdtfl="http://schemas.microsoft.com/office/word/2024/wordml/sdtformatlock" xmlns:w16se="http://schemas.microsoft.com/office/word/2015/wordml/symex" xmlns:wpg="http://schemas.microsoft.com/office/word/2010/wordprocessingGroup" xmlns:wpi="http://schemas.microsoft.com/office/word/2010/wordprocessingInk" xmlns:wne="http://schemas.microsoft.com/office/word/2006/wordml" xmlns:wps="http://schemas.microsoft.com/office/word/2010/wordprocessingShape" mc:Ignorable="w14 w15 w16se w16cid w16 w16cex w16sdtdh w16sdtfl w16du wp14">
+<w:ftr xmlns:wpc="http://schemas.microsoft.com/office/word/2010/wordprocessingCanvas" xmlns:mc="http://schemas.openxmlformats.org/markup-compatibility/2006" xmlns:o="urn:schemas-microsoft-com:office:office" xmlns:r="http://schemas.openxmlformats.org/officeDocument/2006/relationships" xmlns:m="http://schemas.openxmlformats.org/officeDocument/2006/math" xmlns:v="urn:schemas-microsoft-com:vml" xmlns:wp14="http://schemas.microsoft.com/office/word/2010/wordprocessingDrawing" xmlns:wp="http://schemas.openxmlformats.org/drawingml/2006/wordprocessingDrawing" xmlns:w10="urn:schemas-microsoft-com:office:word" xmlns:w="http://schemas.openxmlformats.org/wordprocessingml/2006/main" xmlns:w14="http://schemas.microsoft.com/office/word/2010/wordml" xmlns:w15="http://schemas.microsoft.com/office/word/2012/wordml" xmlns:wpg="http://schemas.microsoft.com/office/word/2010/wordprocessingGroup" xmlns:wpi="http://schemas.microsoft.com/office/word/2010/wordprocessingInk" xmlns:wne="http://schemas.microsoft.com/office/word/2006/wordml" xmlns:wps="http://schemas.microsoft.com/office/word/2010/wordprocessingShape" mc:Ignorable="w14 w15 wp14">
   <w:p>
     <w:pPr>
       <w:pStyle w:val="Footer"/>
@@ -10739,7 +10369,7 @@
 </file>
 
 <file path=word/footer2.xml><?xml version="1.0" encoding="utf-8"?>
-<w:ftr xmlns:wpc="http://schemas.microsoft.com/office/word/2010/wordprocessingCanvas" xmlns:cx="http://schemas.microsoft.com/office/drawing/2014/chartex" xmlns:cx1="http://schemas.microsoft.com/office/drawing/2015/9/8/chartex" xmlns:cx2="http://schemas.microsoft.com/office/drawing/2015/10/21/chartex" xmlns:cx3="http://schemas.microsoft.com/office/drawing/2016/5/9/chartex" xmlns:cx4="http://schemas.microsoft.com/office/drawing/2016/5/10/chartex" xmlns:cx5="http://schemas.microsoft.com/office/drawing/2016/5/11/chartex" xmlns:cx6="http://schemas.microsoft.com/office/drawing/2016/5/12/chartex" xmlns:cx7="http://schemas.microsoft.com/office/drawing/2016/5/13/chartex" xmlns:cx8="http://schemas.microsoft.com/office/drawing/2016/5/14/chartex" xmlns:mc="http://schemas.openxmlformats.org/markup-compatibility/2006" xmlns:aink="http://schemas.microsoft.com/office/drawing/2016/ink" xmlns:am3d="http://schemas.microsoft.com/office/drawing/2017/model3d" xmlns:o="urn:schemas-microsoft-com:office:office" xmlns:oel="http://schemas.microsoft.com/office/2019/extlst" xmlns:r="http://schemas.openxmlformats.org/officeDocument/2006/relationships" xmlns:m="http://schemas.openxmlformats.org/officeDocument/2006/math" xmlns:v="urn:schemas-microsoft-com:vml" xmlns:wp14="http://schemas.microsoft.com/office/word/2010/wordprocessingDrawing" xmlns:wp="http://schemas.openxmlformats.org/drawingml/2006/wordprocessingDrawing" xmlns:w10="urn:schemas-microsoft-com:office:word" xmlns:w="http://schemas.openxmlformats.org/wordprocessingml/2006/main" xmlns:w14="http://schemas.microsoft.com/office/word/2010/wordml" xmlns:w15="http://schemas.microsoft.com/office/word/2012/wordml" xmlns:w16cex="http://schemas.microsoft.com/office/word/2018/wordml/cex" xmlns:w16cid="http://schemas.microsoft.com/office/word/2016/wordml/cid" xmlns:w16="http://schemas.microsoft.com/office/word/2018/wordml" xmlns:w16du="http://schemas.microsoft.com/office/word/2023/wordml/word16du" xmlns:w16sdtdh="http://schemas.microsoft.com/office/word/2020/wordml/sdtdatahash" xmlns:w16sdtfl="http://schemas.microsoft.com/office/word/2024/wordml/sdtformatlock" xmlns:w16se="http://schemas.microsoft.com/office/word/2015/wordml/symex" xmlns:wpg="http://schemas.microsoft.com/office/word/2010/wordprocessingGroup" xmlns:wpi="http://schemas.microsoft.com/office/word/2010/wordprocessingInk" xmlns:wne="http://schemas.microsoft.com/office/word/2006/wordml" xmlns:wps="http://schemas.microsoft.com/office/word/2010/wordprocessingShape" mc:Ignorable="w14 w15 w16se w16cid w16 w16cex w16sdtdh w16sdtfl w16du wp14">
+<w:ftr xmlns:wpc="http://schemas.microsoft.com/office/word/2010/wordprocessingCanvas" xmlns:mc="http://schemas.openxmlformats.org/markup-compatibility/2006" xmlns:o="urn:schemas-microsoft-com:office:office" xmlns:r="http://schemas.openxmlformats.org/officeDocument/2006/relationships" xmlns:m="http://schemas.openxmlformats.org/officeDocument/2006/math" xmlns:v="urn:schemas-microsoft-com:vml" xmlns:wp14="http://schemas.microsoft.com/office/word/2010/wordprocessingDrawing" xmlns:wp="http://schemas.openxmlformats.org/drawingml/2006/wordprocessingDrawing" xmlns:w10="urn:schemas-microsoft-com:office:word" xmlns:w="http://schemas.openxmlformats.org/wordprocessingml/2006/main" xmlns:w14="http://schemas.microsoft.com/office/word/2010/wordml" xmlns:w15="http://schemas.microsoft.com/office/word/2012/wordml" xmlns:wpg="http://schemas.microsoft.com/office/word/2010/wordprocessingGroup" xmlns:wpi="http://schemas.microsoft.com/office/word/2010/wordprocessingInk" xmlns:wne="http://schemas.microsoft.com/office/word/2006/wordml" xmlns:wps="http://schemas.microsoft.com/office/word/2010/wordprocessingShape" mc:Ignorable="w14 w15 wp14">
   <w:sdt>
     <w:sdtPr>
       <w:id w:val="1769740165"/>
@@ -10772,7 +10402,7 @@
           <w:rPr>
             <w:noProof/>
           </w:rPr>
-          <w:t>14</w:t>
+          <w:t>5</w:t>
         </w:r>
         <w:r>
           <w:rPr>
@@ -10792,7 +10422,7 @@
 </file>
 
 <file path=word/footer3.xml><?xml version="1.0" encoding="utf-8"?>
-<w:ftr xmlns:wpc="http://schemas.microsoft.com/office/word/2010/wordprocessingCanvas" xmlns:cx="http://schemas.microsoft.com/office/drawing/2014/chartex" xmlns:cx1="http://schemas.microsoft.com/office/drawing/2015/9/8/chartex" xmlns:cx2="http://schemas.microsoft.com/office/drawing/2015/10/21/chartex" xmlns:cx3="http://schemas.microsoft.com/office/drawing/2016/5/9/chartex" xmlns:cx4="http://schemas.microsoft.com/office/drawing/2016/5/10/chartex" xmlns:cx5="http://schemas.microsoft.com/office/drawing/2016/5/11/chartex" xmlns:cx6="http://schemas.microsoft.com/office/drawing/2016/5/12/chartex" xmlns:cx7="http://schemas.microsoft.com/office/drawing/2016/5/13/chartex" xmlns:cx8="http://schemas.microsoft.com/office/drawing/2016/5/14/chartex" xmlns:mc="http://schemas.openxmlformats.org/markup-compatibility/2006" xmlns:aink="http://schemas.microsoft.com/office/drawing/2016/ink" xmlns:am3d="http://schemas.microsoft.com/office/drawing/2017/model3d" xmlns:o="urn:schemas-microsoft-com:office:office" xmlns:oel="http://schemas.microsoft.com/office/2019/extlst" xmlns:r="http://schemas.openxmlformats.org/officeDocument/2006/relationships" xmlns:m="http://schemas.openxmlformats.org/officeDocument/2006/math" xmlns:v="urn:schemas-microsoft-com:vml" xmlns:wp14="http://schemas.microsoft.com/office/word/2010/wordprocessingDrawing" xmlns:wp="http://schemas.openxmlformats.org/drawingml/2006/wordprocessingDrawing" xmlns:w10="urn:schemas-microsoft-com:office:word" xmlns:w="http://schemas.openxmlformats.org/wordprocessingml/2006/main" xmlns:w14="http://schemas.microsoft.com/office/word/2010/wordml" xmlns:w15="http://schemas.microsoft.com/office/word/2012/wordml" xmlns:w16cex="http://schemas.microsoft.com/office/word/2018/wordml/cex" xmlns:w16cid="http://schemas.microsoft.com/office/word/2016/wordml/cid" xmlns:w16="http://schemas.microsoft.com/office/word/2018/wordml" xmlns:w16du="http://schemas.microsoft.com/office/word/2023/wordml/word16du" xmlns:w16sdtdh="http://schemas.microsoft.com/office/word/2020/wordml/sdtdatahash" xmlns:w16sdtfl="http://schemas.microsoft.com/office/word/2024/wordml/sdtformatlock" xmlns:w16se="http://schemas.microsoft.com/office/word/2015/wordml/symex" xmlns:wpg="http://schemas.microsoft.com/office/word/2010/wordprocessingGroup" xmlns:wpi="http://schemas.microsoft.com/office/word/2010/wordprocessingInk" xmlns:wne="http://schemas.microsoft.com/office/word/2006/wordml" xmlns:wps="http://schemas.microsoft.com/office/word/2010/wordprocessingShape" mc:Ignorable="w14 w15 w16se w16cid w16 w16cex w16sdtdh w16sdtfl w16du wp14">
+<w:ftr xmlns:wpc="http://schemas.microsoft.com/office/word/2010/wordprocessingCanvas" xmlns:mc="http://schemas.openxmlformats.org/markup-compatibility/2006" xmlns:o="urn:schemas-microsoft-com:office:office" xmlns:r="http://schemas.openxmlformats.org/officeDocument/2006/relationships" xmlns:m="http://schemas.openxmlformats.org/officeDocument/2006/math" xmlns:v="urn:schemas-microsoft-com:vml" xmlns:wp14="http://schemas.microsoft.com/office/word/2010/wordprocessingDrawing" xmlns:wp="http://schemas.openxmlformats.org/drawingml/2006/wordprocessingDrawing" xmlns:w10="urn:schemas-microsoft-com:office:word" xmlns:w="http://schemas.openxmlformats.org/wordprocessingml/2006/main" xmlns:w14="http://schemas.microsoft.com/office/word/2010/wordml" xmlns:w15="http://schemas.microsoft.com/office/word/2012/wordml" xmlns:wpg="http://schemas.microsoft.com/office/word/2010/wordprocessingGroup" xmlns:wpi="http://schemas.microsoft.com/office/word/2010/wordprocessingInk" xmlns:wne="http://schemas.microsoft.com/office/word/2006/wordml" xmlns:wps="http://schemas.microsoft.com/office/word/2010/wordprocessingShape" mc:Ignorable="w14 w15 wp14">
   <w:p>
     <w:pPr>
       <w:pStyle w:val="Footer"/>
@@ -10802,7 +10432,7 @@
 </file>
 
 <file path=word/footnotes.xml><?xml version="1.0" encoding="utf-8"?>
-<w:footnotes xmlns:wpc="http://schemas.microsoft.com/office/word/2010/wordprocessingCanvas" xmlns:cx="http://schemas.microsoft.com/office/drawing/2014/chartex" xmlns:cx1="http://schemas.microsoft.com/office/drawing/2015/9/8/chartex" xmlns:cx2="http://schemas.microsoft.com/office/drawing/2015/10/21/chartex" xmlns:cx3="http://schemas.microsoft.com/office/drawing/2016/5/9/chartex" xmlns:cx4="http://schemas.microsoft.com/office/drawing/2016/5/10/chartex" xmlns:cx5="http://schemas.microsoft.com/office/drawing/2016/5/11/chartex" xmlns:cx6="http://schemas.microsoft.com/office/drawing/2016/5/12/chartex" xmlns:cx7="http://schemas.microsoft.com/office/drawing/2016/5/13/chartex" xmlns:cx8="http://schemas.microsoft.com/office/drawing/2016/5/14/chartex" xmlns:mc="http://schemas.openxmlformats.org/markup-compatibility/2006" xmlns:aink="http://schemas.microsoft.com/office/drawing/2016/ink" xmlns:am3d="http://schemas.microsoft.com/office/drawing/2017/model3d" xmlns:o="urn:schemas-microsoft-com:office:office" xmlns:oel="http://schemas.microsoft.com/office/2019/extlst" xmlns:r="http://schemas.openxmlformats.org/officeDocument/2006/relationships" xmlns:m="http://schemas.openxmlformats.org/officeDocument/2006/math" xmlns:v="urn:schemas-microsoft-com:vml" xmlns:wp14="http://schemas.microsoft.com/office/word/2010/wordprocessingDrawing" xmlns:wp="http://schemas.openxmlformats.org/drawingml/2006/wordprocessingDrawing" xmlns:w10="urn:schemas-microsoft-com:office:word" xmlns:w="http://schemas.openxmlformats.org/wordprocessingml/2006/main" xmlns:w14="http://schemas.microsoft.com/office/word/2010/wordml" xmlns:w15="http://schemas.microsoft.com/office/word/2012/wordml" xmlns:w16cex="http://schemas.microsoft.com/office/word/2018/wordml/cex" xmlns:w16cid="http://schemas.microsoft.com/office/word/2016/wordml/cid" xmlns:w16="http://schemas.microsoft.com/office/word/2018/wordml" xmlns:w16du="http://schemas.microsoft.com/office/word/2023/wordml/word16du" xmlns:w16sdtdh="http://schemas.microsoft.com/office/word/2020/wordml/sdtdatahash" xmlns:w16sdtfl="http://schemas.microsoft.com/office/word/2024/wordml/sdtformatlock" xmlns:w16se="http://schemas.microsoft.com/office/word/2015/wordml/symex" xmlns:wpg="http://schemas.microsoft.com/office/word/2010/wordprocessingGroup" xmlns:wpi="http://schemas.microsoft.com/office/word/2010/wordprocessingInk" xmlns:wne="http://schemas.microsoft.com/office/word/2006/wordml" xmlns:wps="http://schemas.microsoft.com/office/word/2010/wordprocessingShape" mc:Ignorable="w14 w15 w16se w16cid w16 w16cex w16sdtdh w16sdtfl w16du wp14">
+<w:footnotes xmlns:wpc="http://schemas.microsoft.com/office/word/2010/wordprocessingCanvas" xmlns:mc="http://schemas.openxmlformats.org/markup-compatibility/2006" xmlns:o="urn:schemas-microsoft-com:office:office" xmlns:r="http://schemas.openxmlformats.org/officeDocument/2006/relationships" xmlns:m="http://schemas.openxmlformats.org/officeDocument/2006/math" xmlns:v="urn:schemas-microsoft-com:vml" xmlns:wp14="http://schemas.microsoft.com/office/word/2010/wordprocessingDrawing" xmlns:wp="http://schemas.openxmlformats.org/drawingml/2006/wordprocessingDrawing" xmlns:w10="urn:schemas-microsoft-com:office:word" xmlns:w="http://schemas.openxmlformats.org/wordprocessingml/2006/main" xmlns:w14="http://schemas.microsoft.com/office/word/2010/wordml" xmlns:w15="http://schemas.microsoft.com/office/word/2012/wordml" xmlns:wpg="http://schemas.microsoft.com/office/word/2010/wordprocessingGroup" xmlns:wpi="http://schemas.microsoft.com/office/word/2010/wordprocessingInk" xmlns:wne="http://schemas.microsoft.com/office/word/2006/wordml" xmlns:wps="http://schemas.microsoft.com/office/word/2010/wordprocessingShape" mc:Ignorable="w14 w15 wp14">
   <w:footnote w:type="separator" w:id="-1">
     <w:p>
       <w:pPr>
@@ -10827,7 +10457,7 @@
 </file>
 
 <file path=word/header1.xml><?xml version="1.0" encoding="utf-8"?>
-<w:hdr xmlns:wpc="http://schemas.microsoft.com/office/word/2010/wordprocessingCanvas" xmlns:cx="http://schemas.microsoft.com/office/drawing/2014/chartex" xmlns:cx1="http://schemas.microsoft.com/office/drawing/2015/9/8/chartex" xmlns:cx2="http://schemas.microsoft.com/office/drawing/2015/10/21/chartex" xmlns:cx3="http://schemas.microsoft.com/office/drawing/2016/5/9/chartex" xmlns:cx4="http://schemas.microsoft.com/office/drawing/2016/5/10/chartex" xmlns:cx5="http://schemas.microsoft.com/office/drawing/2016/5/11/chartex" xmlns:cx6="http://schemas.microsoft.com/office/drawing/2016/5/12/chartex" xmlns:cx7="http://schemas.microsoft.com/office/drawing/2016/5/13/chartex" xmlns:cx8="http://schemas.microsoft.com/office/drawing/2016/5/14/chartex" xmlns:mc="http://schemas.openxmlformats.org/markup-compatibility/2006" xmlns:aink="http://schemas.microsoft.com/office/drawing/2016/ink" xmlns:am3d="http://schemas.microsoft.com/office/drawing/2017/model3d" xmlns:o="urn:schemas-microsoft-com:office:office" xmlns:oel="http://schemas.microsoft.com/office/2019/extlst" xmlns:r="http://schemas.openxmlformats.org/officeDocument/2006/relationships" xmlns:m="http://schemas.openxmlformats.org/officeDocument/2006/math" xmlns:v="urn:schemas-microsoft-com:vml" xmlns:wp14="http://schemas.microsoft.com/office/word/2010/wordprocessingDrawing" xmlns:wp="http://schemas.openxmlformats.org/drawingml/2006/wordprocessingDrawing" xmlns:w10="urn:schemas-microsoft-com:office:word" xmlns:w="http://schemas.openxmlformats.org/wordprocessingml/2006/main" xmlns:w14="http://schemas.microsoft.com/office/word/2010/wordml" xmlns:w15="http://schemas.microsoft.com/office/word/2012/wordml" xmlns:w16cex="http://schemas.microsoft.com/office/word/2018/wordml/cex" xmlns:w16cid="http://schemas.microsoft.com/office/word/2016/wordml/cid" xmlns:w16="http://schemas.microsoft.com/office/word/2018/wordml" xmlns:w16du="http://schemas.microsoft.com/office/word/2023/wordml/word16du" xmlns:w16sdtdh="http://schemas.microsoft.com/office/word/2020/wordml/sdtdatahash" xmlns:w16sdtfl="http://schemas.microsoft.com/office/word/2024/wordml/sdtformatlock" xmlns:w16se="http://schemas.microsoft.com/office/word/2015/wordml/symex" xmlns:wpg="http://schemas.microsoft.com/office/word/2010/wordprocessingGroup" xmlns:wpi="http://schemas.microsoft.com/office/word/2010/wordprocessingInk" xmlns:wne="http://schemas.microsoft.com/office/word/2006/wordml" xmlns:wps="http://schemas.microsoft.com/office/word/2010/wordprocessingShape" mc:Ignorable="w14 w15 w16se w16cid w16 w16cex w16sdtdh w16sdtfl w16du wp14">
+<w:hdr xmlns:wpc="http://schemas.microsoft.com/office/word/2010/wordprocessingCanvas" xmlns:mc="http://schemas.openxmlformats.org/markup-compatibility/2006" xmlns:o="urn:schemas-microsoft-com:office:office" xmlns:r="http://schemas.openxmlformats.org/officeDocument/2006/relationships" xmlns:m="http://schemas.openxmlformats.org/officeDocument/2006/math" xmlns:v="urn:schemas-microsoft-com:vml" xmlns:wp14="http://schemas.microsoft.com/office/word/2010/wordprocessingDrawing" xmlns:wp="http://schemas.openxmlformats.org/drawingml/2006/wordprocessingDrawing" xmlns:w10="urn:schemas-microsoft-com:office:word" xmlns:w="http://schemas.openxmlformats.org/wordprocessingml/2006/main" xmlns:w14="http://schemas.microsoft.com/office/word/2010/wordml" xmlns:w15="http://schemas.microsoft.com/office/word/2012/wordml" xmlns:wpg="http://schemas.microsoft.com/office/word/2010/wordprocessingGroup" xmlns:wpi="http://schemas.microsoft.com/office/word/2010/wordprocessingInk" xmlns:wne="http://schemas.microsoft.com/office/word/2006/wordml" xmlns:wps="http://schemas.microsoft.com/office/word/2010/wordprocessingShape" mc:Ignorable="w14 w15 wp14">
   <w:p>
     <w:pPr>
       <w:pStyle w:val="Header"/>
@@ -10837,7 +10467,7 @@
 </file>
 
 <file path=word/header2.xml><?xml version="1.0" encoding="utf-8"?>
-<w:hdr xmlns:wpc="http://schemas.microsoft.com/office/word/2010/wordprocessingCanvas" xmlns:cx="http://schemas.microsoft.com/office/drawing/2014/chartex" xmlns:cx1="http://schemas.microsoft.com/office/drawing/2015/9/8/chartex" xmlns:cx2="http://schemas.microsoft.com/office/drawing/2015/10/21/chartex" xmlns:cx3="http://schemas.microsoft.com/office/drawing/2016/5/9/chartex" xmlns:cx4="http://schemas.microsoft.com/office/drawing/2016/5/10/chartex" xmlns:cx5="http://schemas.microsoft.com/office/drawing/2016/5/11/chartex" xmlns:cx6="http://schemas.microsoft.com/office/drawing/2016/5/12/chartex" xmlns:cx7="http://schemas.microsoft.com/office/drawing/2016/5/13/chartex" xmlns:cx8="http://schemas.microsoft.com/office/drawing/2016/5/14/chartex" xmlns:mc="http://schemas.openxmlformats.org/markup-compatibility/2006" xmlns:aink="http://schemas.microsoft.com/office/drawing/2016/ink" xmlns:am3d="http://schemas.microsoft.com/office/drawing/2017/model3d" xmlns:o="urn:schemas-microsoft-com:office:office" xmlns:oel="http://schemas.microsoft.com/office/2019/extlst" xmlns:r="http://schemas.openxmlformats.org/officeDocument/2006/relationships" xmlns:m="http://schemas.openxmlformats.org/officeDocument/2006/math" xmlns:v="urn:schemas-microsoft-com:vml" xmlns:wp14="http://schemas.microsoft.com/office/word/2010/wordprocessingDrawing" xmlns:wp="http://schemas.openxmlformats.org/drawingml/2006/wordprocessingDrawing" xmlns:w10="urn:schemas-microsoft-com:office:word" xmlns:w="http://schemas.openxmlformats.org/wordprocessingml/2006/main" xmlns:w14="http://schemas.microsoft.com/office/word/2010/wordml" xmlns:w15="http://schemas.microsoft.com/office/word/2012/wordml" xmlns:w16cex="http://schemas.microsoft.com/office/word/2018/wordml/cex" xmlns:w16cid="http://schemas.microsoft.com/office/word/2016/wordml/cid" xmlns:w16="http://schemas.microsoft.com/office/word/2018/wordml" xmlns:w16du="http://schemas.microsoft.com/office/word/2023/wordml/word16du" xmlns:w16sdtdh="http://schemas.microsoft.com/office/word/2020/wordml/sdtdatahash" xmlns:w16sdtfl="http://schemas.microsoft.com/office/word/2024/wordml/sdtformatlock" xmlns:w16se="http://schemas.microsoft.com/office/word/2015/wordml/symex" xmlns:wpg="http://schemas.microsoft.com/office/word/2010/wordprocessingGroup" xmlns:wpi="http://schemas.microsoft.com/office/word/2010/wordprocessingInk" xmlns:wne="http://schemas.microsoft.com/office/word/2006/wordml" xmlns:wps="http://schemas.microsoft.com/office/word/2010/wordprocessingShape" mc:Ignorable="w14 w15 w16se w16cid w16 w16cex w16sdtdh w16sdtfl w16du wp14">
+<w:hdr xmlns:wpc="http://schemas.microsoft.com/office/word/2010/wordprocessingCanvas" xmlns:mc="http://schemas.openxmlformats.org/markup-compatibility/2006" xmlns:o="urn:schemas-microsoft-com:office:office" xmlns:r="http://schemas.openxmlformats.org/officeDocument/2006/relationships" xmlns:m="http://schemas.openxmlformats.org/officeDocument/2006/math" xmlns:v="urn:schemas-microsoft-com:vml" xmlns:wp14="http://schemas.microsoft.com/office/word/2010/wordprocessingDrawing" xmlns:wp="http://schemas.openxmlformats.org/drawingml/2006/wordprocessingDrawing" xmlns:w10="urn:schemas-microsoft-com:office:word" xmlns:w="http://schemas.openxmlformats.org/wordprocessingml/2006/main" xmlns:w14="http://schemas.microsoft.com/office/word/2010/wordml" xmlns:w15="http://schemas.microsoft.com/office/word/2012/wordml" xmlns:wpg="http://schemas.microsoft.com/office/word/2010/wordprocessingGroup" xmlns:wpi="http://schemas.microsoft.com/office/word/2010/wordprocessingInk" xmlns:wne="http://schemas.microsoft.com/office/word/2006/wordml" xmlns:wps="http://schemas.microsoft.com/office/word/2010/wordprocessingShape" mc:Ignorable="w14 w15 wp14">
   <w:p>
     <w:pPr>
       <w:pStyle w:val="Header"/>
@@ -10847,7 +10477,7 @@
 </file>
 
 <file path=word/header3.xml><?xml version="1.0" encoding="utf-8"?>
-<w:hdr xmlns:wpc="http://schemas.microsoft.com/office/word/2010/wordprocessingCanvas" xmlns:cx="http://schemas.microsoft.com/office/drawing/2014/chartex" xmlns:cx1="http://schemas.microsoft.com/office/drawing/2015/9/8/chartex" xmlns:cx2="http://schemas.microsoft.com/office/drawing/2015/10/21/chartex" xmlns:cx3="http://schemas.microsoft.com/office/drawing/2016/5/9/chartex" xmlns:cx4="http://schemas.microsoft.com/office/drawing/2016/5/10/chartex" xmlns:cx5="http://schemas.microsoft.com/office/drawing/2016/5/11/chartex" xmlns:cx6="http://schemas.microsoft.com/office/drawing/2016/5/12/chartex" xmlns:cx7="http://schemas.microsoft.com/office/drawing/2016/5/13/chartex" xmlns:cx8="http://schemas.microsoft.com/office/drawing/2016/5/14/chartex" xmlns:mc="http://schemas.openxmlformats.org/markup-compatibility/2006" xmlns:aink="http://schemas.microsoft.com/office/drawing/2016/ink" xmlns:am3d="http://schemas.microsoft.com/office/drawing/2017/model3d" xmlns:o="urn:schemas-microsoft-com:office:office" xmlns:oel="http://schemas.microsoft.com/office/2019/extlst" xmlns:r="http://schemas.openxmlformats.org/officeDocument/2006/relationships" xmlns:m="http://schemas.openxmlformats.org/officeDocument/2006/math" xmlns:v="urn:schemas-microsoft-com:vml" xmlns:wp14="http://schemas.microsoft.com/office/word/2010/wordprocessingDrawing" xmlns:wp="http://schemas.openxmlformats.org/drawingml/2006/wordprocessingDrawing" xmlns:w10="urn:schemas-microsoft-com:office:word" xmlns:w="http://schemas.openxmlformats.org/wordprocessingml/2006/main" xmlns:w14="http://schemas.microsoft.com/office/word/2010/wordml" xmlns:w15="http://schemas.microsoft.com/office/word/2012/wordml" xmlns:w16cex="http://schemas.microsoft.com/office/word/2018/wordml/cex" xmlns:w16cid="http://schemas.microsoft.com/office/word/2016/wordml/cid" xmlns:w16="http://schemas.microsoft.com/office/word/2018/wordml" xmlns:w16du="http://schemas.microsoft.com/office/word/2023/wordml/word16du" xmlns:w16sdtdh="http://schemas.microsoft.com/office/word/2020/wordml/sdtdatahash" xmlns:w16sdtfl="http://schemas.microsoft.com/office/word/2024/wordml/sdtformatlock" xmlns:w16se="http://schemas.microsoft.com/office/word/2015/wordml/symex" xmlns:wpg="http://schemas.microsoft.com/office/word/2010/wordprocessingGroup" xmlns:wpi="http://schemas.microsoft.com/office/word/2010/wordprocessingInk" xmlns:wne="http://schemas.microsoft.com/office/word/2006/wordml" xmlns:wps="http://schemas.microsoft.com/office/word/2010/wordprocessingShape" mc:Ignorable="w14 w15 w16se w16cid w16 w16cex w16sdtdh w16sdtfl w16du wp14">
+<w:hdr xmlns:wpc="http://schemas.microsoft.com/office/word/2010/wordprocessingCanvas" xmlns:mc="http://schemas.openxmlformats.org/markup-compatibility/2006" xmlns:o="urn:schemas-microsoft-com:office:office" xmlns:r="http://schemas.openxmlformats.org/officeDocument/2006/relationships" xmlns:m="http://schemas.openxmlformats.org/officeDocument/2006/math" xmlns:v="urn:schemas-microsoft-com:vml" xmlns:wp14="http://schemas.microsoft.com/office/word/2010/wordprocessingDrawing" xmlns:wp="http://schemas.openxmlformats.org/drawingml/2006/wordprocessingDrawing" xmlns:w10="urn:schemas-microsoft-com:office:word" xmlns:w="http://schemas.openxmlformats.org/wordprocessingml/2006/main" xmlns:w14="http://schemas.microsoft.com/office/word/2010/wordml" xmlns:w15="http://schemas.microsoft.com/office/word/2012/wordml" xmlns:wpg="http://schemas.microsoft.com/office/word/2010/wordprocessingGroup" xmlns:wpi="http://schemas.microsoft.com/office/word/2010/wordprocessingInk" xmlns:wne="http://schemas.microsoft.com/office/word/2006/wordml" xmlns:wps="http://schemas.microsoft.com/office/word/2010/wordprocessingShape" mc:Ignorable="w14 w15 wp14">
   <w:p>
     <w:pPr>
       <w:pStyle w:val="Header"/>
@@ -10857,8 +10487,8 @@
 </file>
 
 <file path=word/numbering.xml><?xml version="1.0" encoding="utf-8"?>
-<w:numbering xmlns:wpc="http://schemas.microsoft.com/office/word/2010/wordprocessingCanvas" xmlns:cx="http://schemas.microsoft.com/office/drawing/2014/chartex" xmlns:cx1="http://schemas.microsoft.com/office/drawing/2015/9/8/chartex" xmlns:cx2="http://schemas.microsoft.com/office/drawing/2015/10/21/chartex" xmlns:cx3="http://schemas.microsoft.com/office/drawing/2016/5/9/chartex" xmlns:cx4="http://schemas.microsoft.com/office/drawing/2016/5/10/chartex" xmlns:cx5="http://schemas.microsoft.com/office/drawing/2016/5/11/chartex" xmlns:cx6="http://schemas.microsoft.com/office/drawing/2016/5/12/chartex" xmlns:cx7="http://schemas.microsoft.com/office/drawing/2016/5/13/chartex" xmlns:cx8="http://schemas.microsoft.com/office/drawing/2016/5/14/chartex" xmlns:mc="http://schemas.openxmlformats.org/markup-compatibility/2006" xmlns:aink="http://schemas.microsoft.com/office/drawing/2016/ink" xmlns:am3d="http://schemas.microsoft.com/office/drawing/2017/model3d" xmlns:o="urn:schemas-microsoft-com:office:office" xmlns:oel="http://schemas.microsoft.com/office/2019/extlst" xmlns:r="http://schemas.openxmlformats.org/officeDocument/2006/relationships" xmlns:m="http://schemas.openxmlformats.org/officeDocument/2006/math" xmlns:v="urn:schemas-microsoft-com:vml" xmlns:wp14="http://schemas.microsoft.com/office/word/2010/wordprocessingDrawing" xmlns:wp="http://schemas.openxmlformats.org/drawingml/2006/wordprocessingDrawing" xmlns:w10="urn:schemas-microsoft-com:office:word" xmlns:w="http://schemas.openxmlformats.org/wordprocessingml/2006/main" xmlns:w14="http://schemas.microsoft.com/office/word/2010/wordml" xmlns:w15="http://schemas.microsoft.com/office/word/2012/wordml" xmlns:w16cex="http://schemas.microsoft.com/office/word/2018/wordml/cex" xmlns:w16cid="http://schemas.microsoft.com/office/word/2016/wordml/cid" xmlns:w16="http://schemas.microsoft.com/office/word/2018/wordml" xmlns:w16du="http://schemas.microsoft.com/office/word/2023/wordml/word16du" xmlns:w16sdtdh="http://schemas.microsoft.com/office/word/2020/wordml/sdtdatahash" xmlns:w16sdtfl="http://schemas.microsoft.com/office/word/2024/wordml/sdtformatlock" xmlns:w16se="http://schemas.microsoft.com/office/word/2015/wordml/symex" xmlns:wpg="http://schemas.microsoft.com/office/word/2010/wordprocessingGroup" xmlns:wpi="http://schemas.microsoft.com/office/word/2010/wordprocessingInk" xmlns:wne="http://schemas.microsoft.com/office/word/2006/wordml" xmlns:wps="http://schemas.microsoft.com/office/word/2010/wordprocessingShape" mc:Ignorable="w14 w15 w16se w16cid w16 w16cex w16sdtdh w16sdtfl w16du wp14">
-  <w:abstractNum w:abstractNumId="0" w15:restartNumberingAfterBreak="0">
+<w:numbering xmlns:wpc="http://schemas.microsoft.com/office/word/2010/wordprocessingCanvas" xmlns:mc="http://schemas.openxmlformats.org/markup-compatibility/2006" xmlns:o="urn:schemas-microsoft-com:office:office" xmlns:r="http://schemas.openxmlformats.org/officeDocument/2006/relationships" xmlns:m="http://schemas.openxmlformats.org/officeDocument/2006/math" xmlns:v="urn:schemas-microsoft-com:vml" xmlns:wp14="http://schemas.microsoft.com/office/word/2010/wordprocessingDrawing" xmlns:wp="http://schemas.openxmlformats.org/drawingml/2006/wordprocessingDrawing" xmlns:w10="urn:schemas-microsoft-com:office:word" xmlns:w="http://schemas.openxmlformats.org/wordprocessingml/2006/main" xmlns:w14="http://schemas.microsoft.com/office/word/2010/wordml" xmlns:w15="http://schemas.microsoft.com/office/word/2012/wordml" xmlns:wpg="http://schemas.microsoft.com/office/word/2010/wordprocessingGroup" xmlns:wpi="http://schemas.microsoft.com/office/word/2010/wordprocessingInk" xmlns:wne="http://schemas.microsoft.com/office/word/2006/wordml" xmlns:wps="http://schemas.microsoft.com/office/word/2010/wordprocessingShape" mc:Ignorable="w14 w15 wp14">
+  <w:abstractNum w:abstractNumId="0">
     <w:nsid w:val="0FA97372"/>
     <w:multiLevelType w:val="multilevel"/>
     <w:tmpl w:val="7C181842"/>
@@ -10971,7 +10601,7 @@
       </w:rPr>
     </w:lvl>
   </w:abstractNum>
-  <w:abstractNum w:abstractNumId="1" w15:restartNumberingAfterBreak="0">
+  <w:abstractNum w:abstractNumId="1">
     <w:nsid w:val="11080D9D"/>
     <w:multiLevelType w:val="multilevel"/>
     <w:tmpl w:val="DB1C7804"/>
@@ -11120,7 +10750,7 @@
       </w:rPr>
     </w:lvl>
   </w:abstractNum>
-  <w:abstractNum w:abstractNumId="2" w15:restartNumberingAfterBreak="0">
+  <w:abstractNum w:abstractNumId="2">
     <w:nsid w:val="1F5B20BF"/>
     <w:multiLevelType w:val="hybridMultilevel"/>
     <w:tmpl w:val="0B148300"/>
@@ -11206,7 +10836,7 @@
       </w:pPr>
     </w:lvl>
   </w:abstractNum>
-  <w:abstractNum w:abstractNumId="3" w15:restartNumberingAfterBreak="0">
+  <w:abstractNum w:abstractNumId="3">
     <w:nsid w:val="28D53AAE"/>
     <w:multiLevelType w:val="multilevel"/>
     <w:tmpl w:val="E0D85A56"/>
@@ -11327,7 +10957,7 @@
       </w:rPr>
     </w:lvl>
   </w:abstractNum>
-  <w:abstractNum w:abstractNumId="4" w15:restartNumberingAfterBreak="0">
+  <w:abstractNum w:abstractNumId="4">
     <w:nsid w:val="304450E7"/>
     <w:multiLevelType w:val="hybridMultilevel"/>
     <w:tmpl w:val="179C1F3A"/>
@@ -11416,7 +11046,7 @@
       </w:pPr>
     </w:lvl>
   </w:abstractNum>
-  <w:abstractNum w:abstractNumId="5" w15:restartNumberingAfterBreak="0">
+  <w:abstractNum w:abstractNumId="5">
     <w:nsid w:val="354143F8"/>
     <w:multiLevelType w:val="hybridMultilevel"/>
     <w:tmpl w:val="80A26312"/>
@@ -11529,7 +11159,7 @@
       </w:rPr>
     </w:lvl>
   </w:abstractNum>
-  <w:abstractNum w:abstractNumId="6" w15:restartNumberingAfterBreak="0">
+  <w:abstractNum w:abstractNumId="6">
     <w:nsid w:val="37B976D2"/>
     <w:multiLevelType w:val="hybridMultilevel"/>
     <w:tmpl w:val="C686B4C6"/>
@@ -11618,7 +11248,7 @@
       </w:pPr>
     </w:lvl>
   </w:abstractNum>
-  <w:abstractNum w:abstractNumId="7" w15:restartNumberingAfterBreak="0">
+  <w:abstractNum w:abstractNumId="7">
     <w:nsid w:val="3A103230"/>
     <w:multiLevelType w:val="hybridMultilevel"/>
     <w:tmpl w:val="420E5E74"/>
@@ -11707,7 +11337,7 @@
       </w:pPr>
     </w:lvl>
   </w:abstractNum>
-  <w:abstractNum w:abstractNumId="8" w15:restartNumberingAfterBreak="0">
+  <w:abstractNum w:abstractNumId="8">
     <w:nsid w:val="3D85501A"/>
     <w:multiLevelType w:val="hybridMultilevel"/>
     <w:tmpl w:val="7ED8929C"/>
@@ -11793,7 +11423,7 @@
       </w:pPr>
     </w:lvl>
   </w:abstractNum>
-  <w:abstractNum w:abstractNumId="9" w15:restartNumberingAfterBreak="0">
+  <w:abstractNum w:abstractNumId="9">
     <w:nsid w:val="40EC6F4B"/>
     <w:multiLevelType w:val="hybridMultilevel"/>
     <w:tmpl w:val="CCFC8B78"/>
@@ -11906,7 +11536,7 @@
       </w:rPr>
     </w:lvl>
   </w:abstractNum>
-  <w:abstractNum w:abstractNumId="10" w15:restartNumberingAfterBreak="0">
+  <w:abstractNum w:abstractNumId="10">
     <w:nsid w:val="510C12AC"/>
     <w:multiLevelType w:val="hybridMultilevel"/>
     <w:tmpl w:val="1EECA868"/>
@@ -12019,7 +11649,7 @@
       </w:rPr>
     </w:lvl>
   </w:abstractNum>
-  <w:abstractNum w:abstractNumId="11" w15:restartNumberingAfterBreak="0">
+  <w:abstractNum w:abstractNumId="11">
     <w:nsid w:val="5CFE4A2C"/>
     <w:multiLevelType w:val="hybridMultilevel"/>
     <w:tmpl w:val="07B62302"/>
@@ -12108,7 +11738,7 @@
       </w:pPr>
     </w:lvl>
   </w:abstractNum>
-  <w:abstractNum w:abstractNumId="12" w15:restartNumberingAfterBreak="0">
+  <w:abstractNum w:abstractNumId="12">
     <w:nsid w:val="60975DAC"/>
     <w:multiLevelType w:val="hybridMultilevel"/>
     <w:tmpl w:val="BC9058BE"/>
@@ -12198,7 +11828,7 @@
       </w:pPr>
     </w:lvl>
   </w:abstractNum>
-  <w:abstractNum w:abstractNumId="13" w15:restartNumberingAfterBreak="0">
+  <w:abstractNum w:abstractNumId="13">
     <w:nsid w:val="60B12A81"/>
     <w:multiLevelType w:val="multilevel"/>
     <w:tmpl w:val="BBE6D7CC"/>
@@ -12347,7 +11977,7 @@
       </w:rPr>
     </w:lvl>
   </w:abstractNum>
-  <w:abstractNum w:abstractNumId="14" w15:restartNumberingAfterBreak="0">
+  <w:abstractNum w:abstractNumId="14">
     <w:nsid w:val="69CA3B02"/>
     <w:multiLevelType w:val="hybridMultilevel"/>
     <w:tmpl w:val="F642E598"/>
@@ -12460,7 +12090,7 @@
       </w:rPr>
     </w:lvl>
   </w:abstractNum>
-  <w:abstractNum w:abstractNumId="15" w15:restartNumberingAfterBreak="0">
+  <w:abstractNum w:abstractNumId="15">
     <w:nsid w:val="72BA1947"/>
     <w:multiLevelType w:val="hybridMultilevel"/>
     <w:tmpl w:val="CCE4C876"/>
@@ -12573,7 +12203,7 @@
       </w:rPr>
     </w:lvl>
   </w:abstractNum>
-  <w:abstractNum w:abstractNumId="16" w15:restartNumberingAfterBreak="0">
+  <w:abstractNum w:abstractNumId="16">
     <w:nsid w:val="7A3B0902"/>
     <w:multiLevelType w:val="hybridMultilevel"/>
     <w:tmpl w:val="8F7AAA36"/>
@@ -12686,62 +12316,62 @@
       </w:rPr>
     </w:lvl>
   </w:abstractNum>
-  <w:num w:numId="1" w16cid:durableId="1572424820">
+  <w:num w:numId="1">
     <w:abstractNumId w:val="4"/>
   </w:num>
-  <w:num w:numId="2" w16cid:durableId="273564089">
+  <w:num w:numId="2">
     <w:abstractNumId w:val="12"/>
   </w:num>
-  <w:num w:numId="3" w16cid:durableId="55931572">
+  <w:num w:numId="3">
     <w:abstractNumId w:val="5"/>
   </w:num>
-  <w:num w:numId="4" w16cid:durableId="2126657140">
+  <w:num w:numId="4">
     <w:abstractNumId w:val="10"/>
   </w:num>
-  <w:num w:numId="5" w16cid:durableId="113409846">
+  <w:num w:numId="5">
     <w:abstractNumId w:val="13"/>
   </w:num>
-  <w:num w:numId="6" w16cid:durableId="1283607070">
+  <w:num w:numId="6">
     <w:abstractNumId w:val="14"/>
   </w:num>
-  <w:num w:numId="7" w16cid:durableId="2010210873">
+  <w:num w:numId="7">
     <w:abstractNumId w:val="6"/>
   </w:num>
-  <w:num w:numId="8" w16cid:durableId="1397240825">
+  <w:num w:numId="8">
     <w:abstractNumId w:val="2"/>
   </w:num>
-  <w:num w:numId="9" w16cid:durableId="1086148396">
+  <w:num w:numId="9">
     <w:abstractNumId w:val="9"/>
   </w:num>
-  <w:num w:numId="10" w16cid:durableId="688261492">
+  <w:num w:numId="10">
     <w:abstractNumId w:val="0"/>
   </w:num>
-  <w:num w:numId="11" w16cid:durableId="1288197777">
+  <w:num w:numId="11">
     <w:abstractNumId w:val="7"/>
   </w:num>
-  <w:num w:numId="12" w16cid:durableId="1765493050">
+  <w:num w:numId="12">
     <w:abstractNumId w:val="11"/>
   </w:num>
-  <w:num w:numId="13" w16cid:durableId="1742799083">
+  <w:num w:numId="13">
     <w:abstractNumId w:val="8"/>
   </w:num>
-  <w:num w:numId="14" w16cid:durableId="68432105">
+  <w:num w:numId="14">
     <w:abstractNumId w:val="3"/>
   </w:num>
-  <w:num w:numId="15" w16cid:durableId="1096710375">
+  <w:num w:numId="15">
     <w:abstractNumId w:val="16"/>
   </w:num>
-  <w:num w:numId="16" w16cid:durableId="323629972">
+  <w:num w:numId="16">
     <w:abstractNumId w:val="1"/>
   </w:num>
-  <w:num w:numId="17" w16cid:durableId="130946410">
+  <w:num w:numId="17">
     <w:abstractNumId w:val="15"/>
   </w:num>
 </w:numbering>
 </file>
 
 <file path=word/styles.xml><?xml version="1.0" encoding="utf-8"?>
-<w:styles xmlns:mc="http://schemas.openxmlformats.org/markup-compatibility/2006" xmlns:r="http://schemas.openxmlformats.org/officeDocument/2006/relationships" xmlns:w="http://schemas.openxmlformats.org/wordprocessingml/2006/main" xmlns:w14="http://schemas.microsoft.com/office/word/2010/wordml" xmlns:w15="http://schemas.microsoft.com/office/word/2012/wordml" xmlns:w16cex="http://schemas.microsoft.com/office/word/2018/wordml/cex" xmlns:w16cid="http://schemas.microsoft.com/office/word/2016/wordml/cid" xmlns:w16="http://schemas.microsoft.com/office/word/2018/wordml" xmlns:w16du="http://schemas.microsoft.com/office/word/2023/wordml/word16du" xmlns:w16sdtdh="http://schemas.microsoft.com/office/word/2020/wordml/sdtdatahash" xmlns:w16sdtfl="http://schemas.microsoft.com/office/word/2024/wordml/sdtformatlock" xmlns:w16se="http://schemas.microsoft.com/office/word/2015/wordml/symex" mc:Ignorable="w14 w15 w16se w16cid w16 w16cex w16sdtdh w16sdtfl w16du">
+<w:styles xmlns:mc="http://schemas.openxmlformats.org/markup-compatibility/2006" xmlns:r="http://schemas.openxmlformats.org/officeDocument/2006/relationships" xmlns:w="http://schemas.openxmlformats.org/wordprocessingml/2006/main" xmlns:w14="http://schemas.microsoft.com/office/word/2010/wordml" xmlns:w15="http://schemas.microsoft.com/office/word/2012/wordml" mc:Ignorable="w14 w15">
   <w:docDefaults>
     <w:rPrDefault>
       <w:rPr>
@@ -12757,7 +12387,7 @@
       </w:pPr>
     </w:pPrDefault>
   </w:docDefaults>
-  <w:latentStyles w:defLockedState="0" w:defUIPriority="99" w:defSemiHidden="0" w:defUnhideWhenUsed="0" w:defQFormat="0" w:count="376">
+  <w:latentStyles w:defLockedState="0" w:defUIPriority="99" w:defSemiHidden="0" w:defUnhideWhenUsed="0" w:defQFormat="0" w:count="371">
     <w:lsdException w:name="Normal" w:uiPriority="0" w:qFormat="1"/>
     <w:lsdException w:name="heading 1" w:uiPriority="9" w:qFormat="1"/>
     <w:lsdException w:name="heading 2" w:semiHidden="1" w:uiPriority="9" w:unhideWhenUsed="1" w:qFormat="1"/>
@@ -13129,11 +12759,6 @@
     <w:lsdException w:name="List Table 5 Dark Accent 6" w:uiPriority="50"/>
     <w:lsdException w:name="List Table 6 Colorful Accent 6" w:uiPriority="51"/>
     <w:lsdException w:name="List Table 7 Colorful Accent 6" w:uiPriority="52"/>
-    <w:lsdException w:name="Mention" w:semiHidden="1" w:unhideWhenUsed="1"/>
-    <w:lsdException w:name="Smart Hyperlink" w:semiHidden="1" w:unhideWhenUsed="1"/>
-    <w:lsdException w:name="Hashtag" w:semiHidden="1" w:unhideWhenUsed="1"/>
-    <w:lsdException w:name="Unresolved Mention" w:semiHidden="1" w:unhideWhenUsed="1"/>
-    <w:lsdException w:name="Smart Link" w:semiHidden="1" w:unhideWhenUsed="1"/>
   </w:latentStyles>
   <w:style w:type="paragraph" w:default="1" w:styleId="Normal">
     <w:name w:val="Normal"/>
@@ -13191,7 +12816,6 @@
   <w:style w:type="character" w:default="1" w:styleId="DefaultParagraphFont">
     <w:name w:val="Default Paragraph Font"/>
     <w:uiPriority w:val="1"/>
-    <w:semiHidden/>
     <w:unhideWhenUsed/>
   </w:style>
   <w:style w:type="table" w:default="1" w:styleId="TableNormal">
@@ -13224,6 +12848,7 @@
       <w:spacing w:after="0" w:line="240" w:lineRule="auto"/>
     </w:pPr>
     <w:tblPr>
+      <w:tblInd w:w="0" w:type="dxa"/>
       <w:tblBorders>
         <w:top w:val="single" w:sz="4" w:space="0" w:color="auto"/>
         <w:left w:val="single" w:sz="4" w:space="0" w:color="auto"/>
@@ -13232,6 +12857,12 @@
         <w:insideH w:val="single" w:sz="4" w:space="0" w:color="auto"/>
         <w:insideV w:val="single" w:sz="4" w:space="0" w:color="auto"/>
       </w:tblBorders>
+      <w:tblCellMar>
+        <w:top w:w="0" w:type="dxa"/>
+        <w:left w:w="108" w:type="dxa"/>
+        <w:bottom w:w="0" w:type="dxa"/>
+        <w:right w:w="108" w:type="dxa"/>
+      </w:tblCellMar>
     </w:tblPr>
   </w:style>
   <w:style w:type="character" w:styleId="PlaceholderText">
@@ -13420,12 +13051,19 @@
     <w:tblPr>
       <w:tblStyleRowBandSize w:val="1"/>
       <w:tblStyleColBandSize w:val="1"/>
+      <w:tblInd w:w="0" w:type="dxa"/>
       <w:tblBorders>
         <w:top w:val="single" w:sz="4" w:space="0" w:color="000000" w:themeColor="text1"/>
         <w:left w:val="single" w:sz="4" w:space="0" w:color="000000" w:themeColor="text1"/>
         <w:bottom w:val="single" w:sz="4" w:space="0" w:color="000000" w:themeColor="text1"/>
         <w:right w:val="single" w:sz="4" w:space="0" w:color="000000" w:themeColor="text1"/>
       </w:tblBorders>
+      <w:tblCellMar>
+        <w:top w:w="0" w:type="dxa"/>
+        <w:left w:w="108" w:type="dxa"/>
+        <w:bottom w:w="0" w:type="dxa"/>
+        <w:right w:w="108" w:type="dxa"/>
+      </w:tblCellMar>
     </w:tblPr>
     <w:tblStylePr w:type="firstRow">
       <w:rPr>
@@ -13544,6 +13182,7 @@
     <w:tblPr>
       <w:tblStyleRowBandSize w:val="1"/>
       <w:tblStyleColBandSize w:val="1"/>
+      <w:tblInd w:w="0" w:type="dxa"/>
       <w:tblBorders>
         <w:top w:val="single" w:sz="4" w:space="0" w:color="999999" w:themeColor="text1" w:themeTint="66"/>
         <w:left w:val="single" w:sz="4" w:space="0" w:color="999999" w:themeColor="text1" w:themeTint="66"/>
@@ -13552,6 +13191,12 @@
         <w:insideH w:val="single" w:sz="4" w:space="0" w:color="999999" w:themeColor="text1" w:themeTint="66"/>
         <w:insideV w:val="single" w:sz="4" w:space="0" w:color="999999" w:themeColor="text1" w:themeTint="66"/>
       </w:tblBorders>
+      <w:tblCellMar>
+        <w:top w:w="0" w:type="dxa"/>
+        <w:left w:w="108" w:type="dxa"/>
+        <w:bottom w:w="0" w:type="dxa"/>
+        <w:right w:w="108" w:type="dxa"/>
+      </w:tblCellMar>
     </w:tblPr>
     <w:tblStylePr w:type="firstRow">
       <w:rPr>
@@ -13636,7 +13281,7 @@
 </file>
 
 <file path=word/glossary/document.xml><?xml version="1.0" encoding="utf-8"?>
-<w:glossaryDocument xmlns:wpc="http://schemas.microsoft.com/office/word/2010/wordprocessingCanvas" xmlns:cx="http://schemas.microsoft.com/office/drawing/2014/chartex" xmlns:cx1="http://schemas.microsoft.com/office/drawing/2015/9/8/chartex" xmlns:cx2="http://schemas.microsoft.com/office/drawing/2015/10/21/chartex" xmlns:cx3="http://schemas.microsoft.com/office/drawing/2016/5/9/chartex" xmlns:cx4="http://schemas.microsoft.com/office/drawing/2016/5/10/chartex" xmlns:cx5="http://schemas.microsoft.com/office/drawing/2016/5/11/chartex" xmlns:cx6="http://schemas.microsoft.com/office/drawing/2016/5/12/chartex" xmlns:cx7="http://schemas.microsoft.com/office/drawing/2016/5/13/chartex" xmlns:cx8="http://schemas.microsoft.com/office/drawing/2016/5/14/chartex" xmlns:mc="http://schemas.openxmlformats.org/markup-compatibility/2006" xmlns:aink="http://schemas.microsoft.com/office/drawing/2016/ink" xmlns:am3d="http://schemas.microsoft.com/office/drawing/2017/model3d" xmlns:o="urn:schemas-microsoft-com:office:office" xmlns:oel="http://schemas.microsoft.com/office/2019/extlst" xmlns:r="http://schemas.openxmlformats.org/officeDocument/2006/relationships" xmlns:m="http://schemas.openxmlformats.org/officeDocument/2006/math" xmlns:v="urn:schemas-microsoft-com:vml" xmlns:wp14="http://schemas.microsoft.com/office/word/2010/wordprocessingDrawing" xmlns:wp="http://schemas.openxmlformats.org/drawingml/2006/wordprocessingDrawing" xmlns:w10="urn:schemas-microsoft-com:office:word" xmlns:w="http://schemas.openxmlformats.org/wordprocessingml/2006/main" xmlns:w14="http://schemas.microsoft.com/office/word/2010/wordml" xmlns:w15="http://schemas.microsoft.com/office/word/2012/wordml" xmlns:w16cex="http://schemas.microsoft.com/office/word/2018/wordml/cex" xmlns:w16cid="http://schemas.microsoft.com/office/word/2016/wordml/cid" xmlns:w16="http://schemas.microsoft.com/office/word/2018/wordml" xmlns:w16du="http://schemas.microsoft.com/office/word/2023/wordml/word16du" xmlns:w16sdtdh="http://schemas.microsoft.com/office/word/2020/wordml/sdtdatahash" xmlns:w16sdtfl="http://schemas.microsoft.com/office/word/2024/wordml/sdtformatlock" xmlns:w16se="http://schemas.microsoft.com/office/word/2015/wordml/symex" xmlns:wpg="http://schemas.microsoft.com/office/word/2010/wordprocessingGroup" xmlns:wpi="http://schemas.microsoft.com/office/word/2010/wordprocessingInk" xmlns:wne="http://schemas.microsoft.com/office/word/2006/wordml" xmlns:wps="http://schemas.microsoft.com/office/word/2010/wordprocessingShape" mc:Ignorable="w14 w15 w16se w16cid w16 w16cex w16sdtdh w16sdtfl w16du wp14">
+<w:glossaryDocument xmlns:wpc="http://schemas.microsoft.com/office/word/2010/wordprocessingCanvas" xmlns:mc="http://schemas.openxmlformats.org/markup-compatibility/2006" xmlns:o="urn:schemas-microsoft-com:office:office" xmlns:r="http://schemas.openxmlformats.org/officeDocument/2006/relationships" xmlns:m="http://schemas.openxmlformats.org/officeDocument/2006/math" xmlns:v="urn:schemas-microsoft-com:vml" xmlns:wp14="http://schemas.microsoft.com/office/word/2010/wordprocessingDrawing" xmlns:wp="http://schemas.openxmlformats.org/drawingml/2006/wordprocessingDrawing" xmlns:w10="urn:schemas-microsoft-com:office:word" xmlns:w="http://schemas.openxmlformats.org/wordprocessingml/2006/main" xmlns:w14="http://schemas.microsoft.com/office/word/2010/wordml" xmlns:w15="http://schemas.microsoft.com/office/word/2012/wordml" xmlns:wpg="http://schemas.microsoft.com/office/word/2010/wordprocessingGroup" xmlns:wpi="http://schemas.microsoft.com/office/word/2010/wordprocessingInk" xmlns:wne="http://schemas.microsoft.com/office/word/2006/wordml" xmlns:wps="http://schemas.microsoft.com/office/word/2010/wordprocessingShape" mc:Ignorable="w14 w15 wp14">
   <w:docParts>
     <w:docPart>
       <w:docPartPr>
@@ -13701,7 +13346,7 @@
 </file>
 
 <file path=word/glossary/fontTable.xml><?xml version="1.0" encoding="utf-8"?>
-<w:fonts xmlns:mc="http://schemas.openxmlformats.org/markup-compatibility/2006" xmlns:r="http://schemas.openxmlformats.org/officeDocument/2006/relationships" xmlns:w="http://schemas.openxmlformats.org/wordprocessingml/2006/main" xmlns:w14="http://schemas.microsoft.com/office/word/2010/wordml" xmlns:w15="http://schemas.microsoft.com/office/word/2012/wordml" xmlns:w16cex="http://schemas.microsoft.com/office/word/2018/wordml/cex" xmlns:w16cid="http://schemas.microsoft.com/office/word/2016/wordml/cid" xmlns:w16="http://schemas.microsoft.com/office/word/2018/wordml" xmlns:w16du="http://schemas.microsoft.com/office/word/2023/wordml/word16du" xmlns:w16sdtdh="http://schemas.microsoft.com/office/word/2020/wordml/sdtdatahash" xmlns:w16sdtfl="http://schemas.microsoft.com/office/word/2024/wordml/sdtformatlock" xmlns:w16se="http://schemas.microsoft.com/office/word/2015/wordml/symex" mc:Ignorable="w14 w15 w16se w16cid w16 w16cex w16sdtdh w16sdtfl w16du">
+<w:fonts xmlns:mc="http://schemas.openxmlformats.org/markup-compatibility/2006" xmlns:r="http://schemas.openxmlformats.org/officeDocument/2006/relationships" xmlns:w="http://schemas.openxmlformats.org/wordprocessingml/2006/main" xmlns:w14="http://schemas.microsoft.com/office/word/2010/wordml" xmlns:w15="http://schemas.microsoft.com/office/word/2012/wordml" mc:Ignorable="w14 w15">
   <w:font w:name="Times New Roman">
     <w:panose1 w:val="02020603050405020304"/>
     <w:charset w:val="00"/>
@@ -13751,23 +13396,11 @@
     <w:pitch w:val="variable"/>
     <w:sig w:usb0="E4002EFF" w:usb1="C200247B" w:usb2="00000009" w:usb3="00000000" w:csb0="000001FF" w:csb1="00000000"/>
   </w:font>
-  <w:font w:name="Aptos">
-    <w:charset w:val="00"/>
-    <w:family w:val="swiss"/>
-    <w:pitch w:val="variable"/>
-    <w:sig w:usb0="20000287" w:usb1="00000003" w:usb2="00000000" w:usb3="00000000" w:csb0="0000019F" w:csb1="00000000"/>
-  </w:font>
-  <w:font w:name="Aptos Display">
-    <w:charset w:val="00"/>
-    <w:family w:val="swiss"/>
-    <w:pitch w:val="variable"/>
-    <w:sig w:usb0="20000287" w:usb1="00000003" w:usb2="00000000" w:usb3="00000000" w:csb0="0000019F" w:csb1="00000000"/>
-  </w:font>
 </w:fonts>
 </file>
 
 <file path=word/glossary/settings.xml><?xml version="1.0" encoding="utf-8"?>
-<w:settings xmlns:mc="http://schemas.openxmlformats.org/markup-compatibility/2006" xmlns:o="urn:schemas-microsoft-com:office:office" xmlns:r="http://schemas.openxmlformats.org/officeDocument/2006/relationships" xmlns:m="http://schemas.openxmlformats.org/officeDocument/2006/math" xmlns:v="urn:schemas-microsoft-com:vml" xmlns:w10="urn:schemas-microsoft-com:office:word" xmlns:w="http://schemas.openxmlformats.org/wordprocessingml/2006/main" xmlns:w14="http://schemas.microsoft.com/office/word/2010/wordml" xmlns:w15="http://schemas.microsoft.com/office/word/2012/wordml" xmlns:w16cex="http://schemas.microsoft.com/office/word/2018/wordml/cex" xmlns:w16cid="http://schemas.microsoft.com/office/word/2016/wordml/cid" xmlns:w16="http://schemas.microsoft.com/office/word/2018/wordml" xmlns:w16du="http://schemas.microsoft.com/office/word/2023/wordml/word16du" xmlns:w16sdtdh="http://schemas.microsoft.com/office/word/2020/wordml/sdtdatahash" xmlns:w16sdtfl="http://schemas.microsoft.com/office/word/2024/wordml/sdtformatlock" xmlns:w16se="http://schemas.microsoft.com/office/word/2015/wordml/symex" xmlns:sl="http://schemas.openxmlformats.org/schemaLibrary/2006/main" mc:Ignorable="w14 w15 w16se w16cid w16 w16cex w16sdtdh w16sdtfl w16du">
+<w:settings xmlns:mc="http://schemas.openxmlformats.org/markup-compatibility/2006" xmlns:o="urn:schemas-microsoft-com:office:office" xmlns:r="http://schemas.openxmlformats.org/officeDocument/2006/relationships" xmlns:m="http://schemas.openxmlformats.org/officeDocument/2006/math" xmlns:v="urn:schemas-microsoft-com:vml" xmlns:w10="urn:schemas-microsoft-com:office:word" xmlns:w="http://schemas.openxmlformats.org/wordprocessingml/2006/main" xmlns:w14="http://schemas.microsoft.com/office/word/2010/wordml" xmlns:w15="http://schemas.microsoft.com/office/word/2012/wordml" xmlns:sl="http://schemas.openxmlformats.org/schemaLibrary/2006/main" mc:Ignorable="w14 w15">
   <w:view w:val="normal"/>
   <w:defaultTabStop w:val="720"/>
   <w:characterSpacingControl w:val="doNotCompress"/>
@@ -13777,7 +13410,6 @@
     <w:compatSetting w:name="overrideTableStyleFontSizeAndJustification" w:uri="http://schemas.microsoft.com/office/word" w:val="1"/>
     <w:compatSetting w:name="enableOpenTypeFeatures" w:uri="http://schemas.microsoft.com/office/word" w:val="1"/>
     <w:compatSetting w:name="doNotFlipMirrorIndents" w:uri="http://schemas.microsoft.com/office/word" w:val="1"/>
-    <w:compatSetting w:name="useWord2013TrackBottomHyphenation" w:uri="http://schemas.microsoft.com/office/word" w:val="1"/>
   </w:compat>
   <w:rsids>
     <w:rsidRoot w:val="001B1BB0"/>
@@ -13790,6 +13422,7 @@
     <w:rsid w:val="005A53D4"/>
     <w:rsid w:val="00632E6A"/>
     <w:rsid w:val="00743365"/>
+    <w:rsid w:val="00A04BE8"/>
     <w:rsid w:val="00C4473B"/>
     <w:rsid w:val="00C86294"/>
     <w:rsid w:val="00DD3B45"/>
@@ -13818,7 +13451,7 @@
 </file>
 
 <file path=word/glossary/styles.xml><?xml version="1.0" encoding="utf-8"?>
-<w:styles xmlns:mc="http://schemas.openxmlformats.org/markup-compatibility/2006" xmlns:r="http://schemas.openxmlformats.org/officeDocument/2006/relationships" xmlns:w="http://schemas.openxmlformats.org/wordprocessingml/2006/main" xmlns:w14="http://schemas.microsoft.com/office/word/2010/wordml" xmlns:w15="http://schemas.microsoft.com/office/word/2012/wordml" xmlns:w16cex="http://schemas.microsoft.com/office/word/2018/wordml/cex" xmlns:w16cid="http://schemas.microsoft.com/office/word/2016/wordml/cid" xmlns:w16="http://schemas.microsoft.com/office/word/2018/wordml" xmlns:w16du="http://schemas.microsoft.com/office/word/2023/wordml/word16du" xmlns:w16sdtdh="http://schemas.microsoft.com/office/word/2020/wordml/sdtdatahash" xmlns:w16sdtfl="http://schemas.microsoft.com/office/word/2024/wordml/sdtformatlock" xmlns:w16se="http://schemas.microsoft.com/office/word/2015/wordml/symex" mc:Ignorable="w14 w15 w16se w16cid w16 w16cex w16sdtdh w16sdtfl w16du">
+<w:styles xmlns:mc="http://schemas.openxmlformats.org/markup-compatibility/2006" xmlns:r="http://schemas.openxmlformats.org/officeDocument/2006/relationships" xmlns:w="http://schemas.openxmlformats.org/wordprocessingml/2006/main" xmlns:w14="http://schemas.microsoft.com/office/word/2010/wordml" xmlns:w15="http://schemas.microsoft.com/office/word/2012/wordml" mc:Ignorable="w14 w15">
   <w:docDefaults>
     <w:rPrDefault>
       <w:rPr>
@@ -13834,7 +13467,7 @@
       </w:pPr>
     </w:pPrDefault>
   </w:docDefaults>
-  <w:latentStyles w:defLockedState="0" w:defUIPriority="99" w:defSemiHidden="0" w:defUnhideWhenUsed="0" w:defQFormat="0" w:count="376">
+  <w:latentStyles w:defLockedState="0" w:defUIPriority="99" w:defSemiHidden="0" w:defUnhideWhenUsed="0" w:defQFormat="0" w:count="371">
     <w:lsdException w:name="Normal" w:uiPriority="0" w:qFormat="1"/>
     <w:lsdException w:name="heading 1" w:uiPriority="9" w:qFormat="1"/>
     <w:lsdException w:name="heading 2" w:semiHidden="1" w:uiPriority="9" w:unhideWhenUsed="1" w:qFormat="1"/>
@@ -14206,11 +13839,6 @@
     <w:lsdException w:name="List Table 5 Dark Accent 6" w:uiPriority="50"/>
     <w:lsdException w:name="List Table 6 Colorful Accent 6" w:uiPriority="51"/>
     <w:lsdException w:name="List Table 7 Colorful Accent 6" w:uiPriority="52"/>
-    <w:lsdException w:name="Mention" w:semiHidden="1" w:unhideWhenUsed="1"/>
-    <w:lsdException w:name="Smart Hyperlink" w:semiHidden="1" w:unhideWhenUsed="1"/>
-    <w:lsdException w:name="Hashtag" w:semiHidden="1" w:unhideWhenUsed="1"/>
-    <w:lsdException w:name="Unresolved Mention" w:semiHidden="1" w:unhideWhenUsed="1"/>
-    <w:lsdException w:name="Smart Link" w:semiHidden="1" w:unhideWhenUsed="1"/>
   </w:latentStyles>
   <w:style w:type="paragraph" w:default="1" w:styleId="Normal">
     <w:name w:val="Normal"/>
@@ -14265,7 +13893,7 @@
 </file>
 
 <file path=word/glossary/webSettings.xml><?xml version="1.0" encoding="utf-8"?>
-<w:webSettings xmlns:mc="http://schemas.openxmlformats.org/markup-compatibility/2006" xmlns:r="http://schemas.openxmlformats.org/officeDocument/2006/relationships" xmlns:w="http://schemas.openxmlformats.org/wordprocessingml/2006/main" xmlns:w14="http://schemas.microsoft.com/office/word/2010/wordml" xmlns:w15="http://schemas.microsoft.com/office/word/2012/wordml" xmlns:w16cex="http://schemas.microsoft.com/office/word/2018/wordml/cex" xmlns:w16cid="http://schemas.microsoft.com/office/word/2016/wordml/cid" xmlns:w16="http://schemas.microsoft.com/office/word/2018/wordml" xmlns:w16du="http://schemas.microsoft.com/office/word/2023/wordml/word16du" xmlns:w16sdtdh="http://schemas.microsoft.com/office/word/2020/wordml/sdtdatahash" xmlns:w16sdtfl="http://schemas.microsoft.com/office/word/2024/wordml/sdtformatlock" xmlns:w16se="http://schemas.microsoft.com/office/word/2015/wordml/symex" mc:Ignorable="w14 w15 w16se w16cid w16 w16cex w16sdtdh w16sdtfl w16du">
+<w:webSettings xmlns:mc="http://schemas.openxmlformats.org/markup-compatibility/2006" xmlns:r="http://schemas.openxmlformats.org/officeDocument/2006/relationships" xmlns:w="http://schemas.openxmlformats.org/wordprocessingml/2006/main" xmlns:w14="http://schemas.microsoft.com/office/word/2010/wordml" xmlns:w15="http://schemas.microsoft.com/office/word/2012/wordml" mc:Ignorable="w14 w15">
   <w:optimizeForBrowser/>
   <w:allowPNG/>
 </w:webSettings>
@@ -14567,9 +14195,12 @@
 </file>
 
 <file path=customXml/item1.xml><?xml version="1.0" encoding="utf-8"?>
-<p:properties xmlns:p="http://schemas.microsoft.com/office/2006/metadata/properties" xmlns:xsi="http://www.w3.org/2001/XMLSchema-instance" xmlns:pc="http://schemas.microsoft.com/office/infopath/2007/PartnerControls">
-  <documentManagement/>
-</p:properties>
+<?mso-contentType ?>
+<FormTemplates xmlns="http://schemas.microsoft.com/sharepoint/v3/contenttype/forms">
+  <Display>DocumentLibraryForm</Display>
+  <Edit>DocumentLibraryForm</Edit>
+  <New>DocumentLibraryForm</New>
+</FormTemplates>
 </file>
 
 <file path=customXml/item2.xml><?xml version="1.0" encoding="utf-8"?>
@@ -14757,19 +14388,15 @@
 </file>
 
 <file path=customXml/item3.xml><?xml version="1.0" encoding="utf-8"?>
-<?mso-contentType ?>
-<FormTemplates xmlns="http://schemas.microsoft.com/sharepoint/v3/contenttype/forms">
-  <Display>DocumentLibraryForm</Display>
-  <Edit>DocumentLibraryForm</Edit>
-  <New>DocumentLibraryForm</New>
-</FormTemplates>
+<p:properties xmlns:p="http://schemas.microsoft.com/office/2006/metadata/properties" xmlns:xsi="http://www.w3.org/2001/XMLSchema-instance" xmlns:pc="http://schemas.microsoft.com/office/infopath/2007/PartnerControls">
+  <documentManagement/>
+</p:properties>
 </file>
 
 <file path=customXml/itemProps1.xml><?xml version="1.0" encoding="utf-8"?>
-<ds:datastoreItem xmlns:ds="http://schemas.openxmlformats.org/officeDocument/2006/customXml" ds:itemID="{279A32A1-94B8-4C38-AF26-42DBFF0B0D86}">
+<ds:datastoreItem xmlns:ds="http://schemas.openxmlformats.org/officeDocument/2006/customXml" ds:itemID="{56C44748-5791-4773-80AF-F953C3055353}">
   <ds:schemaRefs>
-    <ds:schemaRef ds:uri="http://schemas.microsoft.com/office/2006/metadata/properties"/>
-    <ds:schemaRef ds:uri="http://schemas.microsoft.com/office/infopath/2007/PartnerControls"/>
+    <ds:schemaRef ds:uri="http://schemas.microsoft.com/sharepoint/v3/contenttype/forms"/>
   </ds:schemaRefs>
 </ds:datastoreItem>
 </file>
@@ -14793,9 +14420,10 @@
 </file>
 
 <file path=customXml/itemProps3.xml><?xml version="1.0" encoding="utf-8"?>
-<ds:datastoreItem xmlns:ds="http://schemas.openxmlformats.org/officeDocument/2006/customXml" ds:itemID="{56C44748-5791-4773-80AF-F953C3055353}">
+<ds:datastoreItem xmlns:ds="http://schemas.openxmlformats.org/officeDocument/2006/customXml" ds:itemID="{279A32A1-94B8-4C38-AF26-42DBFF0B0D86}">
   <ds:schemaRefs>
-    <ds:schemaRef ds:uri="http://schemas.microsoft.com/sharepoint/v3/contenttype/forms"/>
+    <ds:schemaRef ds:uri="http://schemas.microsoft.com/office/2006/metadata/properties"/>
+    <ds:schemaRef ds:uri="http://schemas.microsoft.com/office/infopath/2007/PartnerControls"/>
   </ds:schemaRefs>
 </ds:datastoreItem>
 </file>